--- a/Entornos de desarrollo/004 Pruebas t3/Caja blanca automatizada/Pruebas de caja blanca automatizadas en módulo de login.docx
+++ b/Entornos de desarrollo/004 Pruebas t3/Caja blanca automatizada/Pruebas de caja blanca automatizadas en módulo de login.docx
@@ -1,194 +1,268 @@
 
 <file path=word/document.xml><?xml version="1.0" encoding="utf-8"?>
-<w:document xmlns:o="urn:schemas-microsoft-com:office:office" xmlns:r="http://schemas.openxmlformats.org/officeDocument/2006/relationships" xmlns:v="urn:schemas-microsoft-com:vml" xmlns:w="http://schemas.openxmlformats.org/wordprocessingml/2006/main" xmlns:w10="urn:schemas-microsoft-com:office:word" xmlns:wp="http://schemas.openxmlformats.org/drawingml/2006/wordprocessingDrawing" xmlns:pic="http://schemas.openxmlformats.org/drawingml/2006/picture" xmlns:wps="http://schemas.microsoft.com/office/word/2010/wordprocessingShape" xmlns:wpg="http://schemas.microsoft.com/office/word/2010/wordprocessingGroup" xmlns:mc="http://schemas.openxmlformats.org/markup-compatibility/2006" xmlns:wp14="http://schemas.microsoft.com/office/word/2010/wordprocessingDrawing" xmlns:w14="http://schemas.microsoft.com/office/word/2010/wordml" xmlns:w15="http://schemas.microsoft.com/office/word/2012/wordml" mc:Ignorable="w14 wp14 w15">
+<w:document xmlns:wpc="http://schemas.microsoft.com/office/word/2010/wordprocessingCanvas" xmlns:cx="http://schemas.microsoft.com/office/drawing/2014/chartex" xmlns:mc="http://schemas.openxmlformats.org/markup-compatibility/2006" xmlns:o="urn:schemas-microsoft-com:office:office" xmlns:r="http://schemas.openxmlformats.org/officeDocument/2006/relationships" xmlns:m="http://schemas.openxmlformats.org/officeDocument/2006/math" xmlns:v="urn:schemas-microsoft-com:vml" xmlns:wp14="http://schemas.microsoft.com/office/word/2010/wordprocessingDrawing" xmlns:wp="http://schemas.openxmlformats.org/drawingml/2006/wordprocessingDrawing" xmlns:w10="urn:schemas-microsoft-com:office:word" xmlns:w="http://schemas.openxmlformats.org/wordprocessingml/2006/main" xmlns:w14="http://schemas.microsoft.com/office/word/2010/wordml" xmlns:w15="http://schemas.microsoft.com/office/word/2012/wordml" xmlns:w16se="http://schemas.microsoft.com/office/word/2015/wordml/symex" xmlns:wpg="http://schemas.microsoft.com/office/word/2010/wordprocessingGroup" xmlns:wpi="http://schemas.microsoft.com/office/word/2010/wordprocessingInk" xmlns:wne="http://schemas.microsoft.com/office/word/2006/wordml" xmlns:wps="http://schemas.microsoft.com/office/word/2010/wordprocessingShape" mc:Ignorable="w14 w15 w16se wp14">
   <w:body>
     <w:p>
       <w:pPr>
-        <w:pStyle w:val="Normal"/>
         <w:jc w:val="center"/>
-        <w:rPr/>
-      </w:pPr>
-      <w:r>
-        <w:rPr>
-          <w:rFonts w:eastAsia="Aptos" w:cs="Aptos" w:ascii="Aptos" w:hAnsi="Aptos"/>
+      </w:pPr>
+      <w:r>
+        <w:rPr>
+          <w:rFonts w:ascii="Aptos" w:eastAsia="Aptos" w:hAnsi="Aptos" w:cs="Aptos"/>
           <w:b/>
           <w:bCs/>
           <w:color w:val="FF0000"/>
           <w:sz w:val="48"/>
           <w:szCs w:val="48"/>
         </w:rPr>
-        <w:t>Pruebas de caja blanca automatizadas en módulo de login.</w:t>
-      </w:r>
-    </w:p>
-    <w:p>
-      <w:pPr>
-        <w:pStyle w:val="Normal"/>
-        <w:rPr>
-          <w:rFonts w:ascii="Aptos" w:hAnsi="Aptos" w:eastAsia="Aptos" w:cs="Aptos"/>
+        <w:t xml:space="preserve">Pruebas de caja blanca automatizadas en módulo de </w:t>
+      </w:r>
+      <w:proofErr w:type="spellStart"/>
+      <w:r>
+        <w:rPr>
+          <w:rFonts w:ascii="Aptos" w:eastAsia="Aptos" w:hAnsi="Aptos" w:cs="Aptos"/>
+          <w:b/>
+          <w:bCs/>
+          <w:color w:val="FF0000"/>
           <w:sz w:val="48"/>
           <w:szCs w:val="48"/>
         </w:rPr>
-      </w:pPr>
-      <w:r>
-        <w:rPr>
-          <w:rFonts w:eastAsia="Aptos" w:cs="Aptos" w:ascii="Aptos" w:hAnsi="Aptos"/>
+        <w:t>login</w:t>
+      </w:r>
+      <w:proofErr w:type="spellEnd"/>
+      <w:r>
+        <w:rPr>
+          <w:rFonts w:ascii="Aptos" w:eastAsia="Aptos" w:hAnsi="Aptos" w:cs="Aptos"/>
+          <w:b/>
+          <w:bCs/>
+          <w:color w:val="FF0000"/>
           <w:sz w:val="48"/>
           <w:szCs w:val="48"/>
         </w:rPr>
-      </w:r>
-    </w:p>
-    <w:p>
-      <w:pPr>
-        <w:pStyle w:val="ListParagraph"/>
+        <w:t>.</w:t>
+      </w:r>
+    </w:p>
+    <w:p>
+      <w:pPr>
+        <w:rPr>
+          <w:rFonts w:ascii="Aptos" w:eastAsia="Aptos" w:hAnsi="Aptos" w:cs="Aptos"/>
+          <w:sz w:val="48"/>
+          <w:szCs w:val="48"/>
+        </w:rPr>
+      </w:pPr>
+    </w:p>
+    <w:p>
+      <w:pPr>
+        <w:pStyle w:val="Prrafodelista"/>
         <w:numPr>
           <w:ilvl w:val="0"/>
           <w:numId w:val="1"/>
         </w:numPr>
-        <w:spacing w:lineRule="auto" w:line="278" w:before="0" w:after="0"/>
-        <w:contextualSpacing/>
-        <w:rPr>
-          <w:rFonts w:ascii="Aptos" w:hAnsi="Aptos" w:eastAsia="Aptos" w:cs="Aptos"/>
-          <w:color w:themeColor="text1" w:val="000000"/>
-        </w:rPr>
-      </w:pPr>
-      <w:r>
-        <w:rPr>
-          <w:rFonts w:eastAsia="Aptos" w:cs="Aptos" w:ascii="Aptos" w:hAnsi="Aptos"/>
-          <w:color w:themeColor="text1" w:val="000000"/>
-        </w:rPr>
-        <w:t>Analiza el flujo interno del login y validador, identificando todas las decisiones, ramas y caminos de ejecución.</w:t>
-      </w:r>
-    </w:p>
-    <w:p>
-      <w:pPr>
-        <w:pStyle w:val="Normal"/>
-        <w:spacing w:lineRule="auto" w:line="278" w:before="0" w:after="0"/>
-        <w:ind w:start="360"/>
-        <w:rPr>
-          <w:rFonts w:ascii="Aptos" w:hAnsi="Aptos" w:eastAsia="Aptos" w:cs="Aptos"/>
-          <w:color w:themeColor="text1" w:val="000000"/>
-        </w:rPr>
-      </w:pPr>
-      <w:r>
-        <w:rPr>
-          <w:rFonts w:eastAsia="Aptos" w:cs="Aptos" w:ascii="Aptos" w:hAnsi="Aptos"/>
-          <w:color w:themeColor="text1" w:val="000000"/>
-        </w:rPr>
-      </w:r>
-    </w:p>
-    <w:p>
-      <w:pPr>
-        <w:pStyle w:val="Normal"/>
-        <w:rPr/>
-      </w:pPr>
-      <w:r>
-        <w:rPr/>
-        <w:t>El flujo del módulo de login basado en los archivos index.php y procesar_login.php es el siguiente:</w:t>
-        <w:br/>
-        <w:t>1. El usuario introduce email y contraseña en index.php.</w:t>
-        <w:br/>
-        <w:t>2. Los datos se envían a procesar_login.php mediante POST.</w:t>
+        <w:spacing w:after="0"/>
+        <w:rPr>
+          <w:rFonts w:ascii="Aptos" w:eastAsia="Aptos" w:hAnsi="Aptos" w:cs="Aptos"/>
+          <w:color w:val="000000" w:themeColor="text1"/>
+        </w:rPr>
+      </w:pPr>
+      <w:r>
+        <w:rPr>
+          <w:rFonts w:ascii="Aptos" w:eastAsia="Aptos" w:hAnsi="Aptos" w:cs="Aptos"/>
+          <w:color w:val="000000" w:themeColor="text1"/>
+        </w:rPr>
+        <w:t xml:space="preserve">Analiza el flujo interno del </w:t>
+      </w:r>
+      <w:proofErr w:type="spellStart"/>
+      <w:r>
+        <w:rPr>
+          <w:rFonts w:ascii="Aptos" w:eastAsia="Aptos" w:hAnsi="Aptos" w:cs="Aptos"/>
+          <w:color w:val="000000" w:themeColor="text1"/>
+        </w:rPr>
+        <w:t>login</w:t>
+      </w:r>
+      <w:proofErr w:type="spellEnd"/>
+      <w:r>
+        <w:rPr>
+          <w:rFonts w:ascii="Aptos" w:eastAsia="Aptos" w:hAnsi="Aptos" w:cs="Aptos"/>
+          <w:color w:val="000000" w:themeColor="text1"/>
+        </w:rPr>
+        <w:t xml:space="preserve"> y validador, identificando todas las decisiones, ramas y caminos de ejecución.</w:t>
+      </w:r>
+    </w:p>
+    <w:p>
+      <w:pPr>
+        <w:spacing w:after="0"/>
+        <w:ind w:left="360"/>
+        <w:rPr>
+          <w:rFonts w:ascii="Aptos" w:eastAsia="Aptos" w:hAnsi="Aptos" w:cs="Aptos"/>
+          <w:color w:val="000000" w:themeColor="text1"/>
+        </w:rPr>
+      </w:pPr>
+    </w:p>
+    <w:p>
+      <w:r>
+        <w:t xml:space="preserve">El flujo del módulo de </w:t>
+      </w:r>
+      <w:proofErr w:type="spellStart"/>
+      <w:r>
+        <w:t>login</w:t>
+      </w:r>
+      <w:proofErr w:type="spellEnd"/>
+      <w:r>
+        <w:t xml:space="preserve"> basado en los archivos </w:t>
+      </w:r>
+      <w:proofErr w:type="spellStart"/>
+      <w:r>
+        <w:t>index.php</w:t>
+      </w:r>
+      <w:proofErr w:type="spellEnd"/>
+      <w:r>
+        <w:t xml:space="preserve"> y </w:t>
+      </w:r>
+      <w:proofErr w:type="spellStart"/>
+      <w:r>
+        <w:t>procesar_login.php</w:t>
+      </w:r>
+      <w:proofErr w:type="spellEnd"/>
+      <w:r>
+        <w:t xml:space="preserve"> es el siguiente:</w:t>
+      </w:r>
+      <w:r>
+        <w:br/>
+        <w:t xml:space="preserve">1. El usuario introduce email y contraseña en </w:t>
+      </w:r>
+      <w:proofErr w:type="spellStart"/>
+      <w:r>
+        <w:t>index.php</w:t>
+      </w:r>
+      <w:proofErr w:type="spellEnd"/>
+      <w:r>
+        <w:t>.</w:t>
+      </w:r>
+      <w:r>
+        <w:br/>
+        <w:t xml:space="preserve">2. Los datos se envían a </w:t>
+      </w:r>
+      <w:proofErr w:type="spellStart"/>
+      <w:r>
+        <w:t>procesar_login.php</w:t>
+      </w:r>
+      <w:proofErr w:type="spellEnd"/>
+      <w:r>
+        <w:t xml:space="preserve"> mediante POST.</w:t>
+      </w:r>
+      <w:r>
         <w:br/>
         <w:t>3. Se comprueba si el email existe en la base de datos.</w:t>
+      </w:r>
+      <w:r>
         <w:br/>
         <w:t>4. Si no existe, se redirige con error.</w:t>
-        <w:br/>
-        <w:t>5. Si existe, se obtiene la contraseña almacenada.</w:t>
-        <w:br/>
-        <w:t>6. Se verifica la contraseña del usuario con password_verify().</w:t>
+      </w:r>
+      <w:r>
+        <w:br/>
+        <w:t>5. Si existe, se obtiene l</w:t>
+      </w:r>
+      <w:r>
+        <w:t>a contraseña almacenada.</w:t>
+      </w:r>
+      <w:r>
+        <w:br/>
+        <w:t xml:space="preserve">6. Se verifica la contraseña del usuario con </w:t>
+      </w:r>
+      <w:proofErr w:type="spellStart"/>
+      <w:r>
+        <w:t>password_verify</w:t>
+      </w:r>
+      <w:proofErr w:type="spellEnd"/>
+      <w:r>
+        <w:t>().</w:t>
+      </w:r>
+      <w:r>
         <w:br/>
         <w:t>7. Si es incorrecta, se redirige con error.</w:t>
+      </w:r>
+      <w:r>
         <w:br/>
         <w:t>8. Si es correcta, se inicia sesión y se redirige al menú principal.</w:t>
       </w:r>
     </w:p>
     <w:p>
       <w:pPr>
-        <w:pStyle w:val="ListParagraph"/>
-        <w:spacing w:lineRule="auto" w:line="278" w:before="0" w:after="0"/>
-        <w:ind w:hanging="360" w:start="720"/>
-        <w:contextualSpacing/>
-        <w:rPr>
-          <w:rFonts w:ascii="Aptos" w:hAnsi="Aptos" w:eastAsia="Aptos" w:cs="Aptos"/>
-          <w:color w:themeColor="text1" w:val="000000"/>
-        </w:rPr>
-      </w:pPr>
-      <w:r>
-        <w:rPr>
-          <w:rFonts w:eastAsia="Aptos" w:cs="Aptos" w:ascii="Aptos" w:hAnsi="Aptos"/>
-          <w:color w:themeColor="text1" w:val="000000"/>
-        </w:rPr>
-      </w:r>
-    </w:p>
-    <w:p>
-      <w:pPr>
-        <w:pStyle w:val="ListParagraph"/>
+        <w:pStyle w:val="Prrafodelista"/>
+        <w:spacing w:after="0"/>
+        <w:ind w:hanging="360"/>
+        <w:rPr>
+          <w:rFonts w:ascii="Aptos" w:eastAsia="Aptos" w:hAnsi="Aptos" w:cs="Aptos"/>
+          <w:color w:val="000000" w:themeColor="text1"/>
+        </w:rPr>
+      </w:pPr>
+    </w:p>
+    <w:p>
+      <w:pPr>
+        <w:pStyle w:val="Prrafodelista"/>
         <w:numPr>
           <w:ilvl w:val="0"/>
           <w:numId w:val="1"/>
         </w:numPr>
-        <w:spacing w:lineRule="auto" w:line="278" w:before="0" w:after="0"/>
-        <w:contextualSpacing/>
-        <w:rPr>
-          <w:rFonts w:ascii="Aptos" w:hAnsi="Aptos" w:eastAsia="Aptos" w:cs="Aptos"/>
-          <w:color w:themeColor="text1" w:val="000000"/>
-        </w:rPr>
-      </w:pPr>
-      <w:r>
-        <w:rPr>
-          <w:rFonts w:eastAsia="Aptos" w:cs="Aptos" w:ascii="Aptos" w:hAnsi="Aptos"/>
-          <w:color w:themeColor="text1" w:val="000000"/>
-        </w:rPr>
-        <w:t>Detectar posibles mejoras estructurales en el código, aunque el resultado funcional sea correcto.</w:t>
-      </w:r>
-    </w:p>
-    <w:p>
-      <w:pPr>
-        <w:pStyle w:val="Normal"/>
-        <w:spacing w:lineRule="auto" w:line="278" w:before="0" w:after="0"/>
-        <w:rPr>
-          <w:rFonts w:ascii="Aptos" w:hAnsi="Aptos" w:eastAsia="Aptos" w:cs="Aptos"/>
-          <w:color w:themeColor="text1" w:val="000000"/>
-        </w:rPr>
-      </w:pPr>
-      <w:r>
-        <w:rPr>
-          <w:rFonts w:eastAsia="Aptos" w:cs="Aptos" w:ascii="Aptos" w:hAnsi="Aptos"/>
-          <w:color w:themeColor="text1" w:val="000000"/>
-        </w:rPr>
-      </w:r>
-    </w:p>
-    <w:p>
-      <w:pPr>
-        <w:pStyle w:val="ListParagraph"/>
+        <w:spacing w:after="0"/>
+        <w:rPr>
+          <w:rFonts w:ascii="Aptos" w:eastAsia="Aptos" w:hAnsi="Aptos" w:cs="Aptos"/>
+          <w:color w:val="000000" w:themeColor="text1"/>
+        </w:rPr>
+      </w:pPr>
+      <w:r>
+        <w:rPr>
+          <w:rFonts w:ascii="Aptos" w:eastAsia="Aptos" w:hAnsi="Aptos" w:cs="Aptos"/>
+          <w:color w:val="000000" w:themeColor="text1"/>
+        </w:rPr>
+        <w:t>Detectar posibles mejoras estructurales en el código,</w:t>
+      </w:r>
+      <w:r>
+        <w:rPr>
+          <w:rFonts w:ascii="Aptos" w:eastAsia="Aptos" w:hAnsi="Aptos" w:cs="Aptos"/>
+          <w:color w:val="000000" w:themeColor="text1"/>
+        </w:rPr>
+        <w:t xml:space="preserve"> aunque el resultado funcional sea correcto.</w:t>
+      </w:r>
+    </w:p>
+    <w:p>
+      <w:pPr>
+        <w:spacing w:after="0"/>
+        <w:rPr>
+          <w:rFonts w:ascii="Aptos" w:eastAsia="Aptos" w:hAnsi="Aptos" w:cs="Aptos"/>
+          <w:color w:val="000000" w:themeColor="text1"/>
+        </w:rPr>
+      </w:pPr>
+    </w:p>
+    <w:p>
+      <w:pPr>
+        <w:pStyle w:val="Prrafodelista"/>
         <w:numPr>
           <w:ilvl w:val="0"/>
           <w:numId w:val="1"/>
         </w:numPr>
-        <w:spacing w:lineRule="auto" w:line="278" w:before="0" w:after="0"/>
-        <w:contextualSpacing/>
-        <w:rPr>
-          <w:rFonts w:ascii="Aptos" w:hAnsi="Aptos" w:eastAsia="Aptos" w:cs="Aptos"/>
-          <w:color w:themeColor="text1" w:val="000000"/>
-        </w:rPr>
-      </w:pPr>
-      <w:r>
-        <w:rPr>
-          <w:rFonts w:eastAsia="Aptos" w:cs="Aptos" w:ascii="Aptos" w:hAnsi="Aptos"/>
-          <w:color w:themeColor="text1" w:val="000000"/>
+        <w:spacing w:after="0"/>
+        <w:rPr>
+          <w:rFonts w:ascii="Aptos" w:eastAsia="Aptos" w:hAnsi="Aptos" w:cs="Aptos"/>
+          <w:color w:val="000000" w:themeColor="text1"/>
+        </w:rPr>
+      </w:pPr>
+      <w:r>
+        <w:rPr>
+          <w:rFonts w:ascii="Aptos" w:eastAsia="Aptos" w:hAnsi="Aptos" w:cs="Aptos"/>
+          <w:color w:val="000000" w:themeColor="text1"/>
         </w:rPr>
         <w:t>Una vez detectado todo el flujo del código, realizar una lista de decisiones con:</w:t>
       </w:r>
     </w:p>
     <w:p>
       <w:pPr>
-        <w:pStyle w:val="ListParagraph"/>
+        <w:pStyle w:val="Prrafodelista"/>
         <w:numPr>
           <w:ilvl w:val="1"/>
           <w:numId w:val="1"/>
         </w:numPr>
-        <w:spacing w:lineRule="auto" w:line="278" w:before="0" w:after="0"/>
-        <w:contextualSpacing/>
+        <w:spacing w:after="0"/>
         <w:rPr>
           <w:sz w:val="20"/>
           <w:szCs w:val="20"/>
@@ -204,13 +278,12 @@
     </w:p>
     <w:p>
       <w:pPr>
-        <w:pStyle w:val="ListParagraph"/>
+        <w:pStyle w:val="Prrafodelista"/>
         <w:numPr>
           <w:ilvl w:val="1"/>
           <w:numId w:val="1"/>
         </w:numPr>
-        <w:spacing w:lineRule="auto" w:line="278" w:before="0" w:after="0"/>
-        <w:contextualSpacing/>
+        <w:spacing w:after="0"/>
         <w:rPr>
           <w:sz w:val="20"/>
           <w:szCs w:val="20"/>
@@ -226,168 +299,477 @@
     </w:p>
     <w:p>
       <w:pPr>
-        <w:pStyle w:val="ListParagraph"/>
+        <w:pStyle w:val="Prrafodelista"/>
         <w:numPr>
           <w:ilvl w:val="1"/>
           <w:numId w:val="1"/>
         </w:numPr>
         <w:spacing w:before="240" w:after="240"/>
-        <w:contextualSpacing/>
-        <w:rPr>
-          <w:sz w:val="20"/>
-          <w:szCs w:val="20"/>
-        </w:rPr>
-      </w:pPr>
-      <w:r>
-        <w:rPr>
-          <w:sz w:val="20"/>
-          <w:szCs w:val="20"/>
-        </w:rPr>
-        <w:t>Datos de respuesta esperados por cada archivo del programa.</w:t>
-      </w:r>
-    </w:p>
-    <w:p>
-      <w:pPr>
-        <w:pStyle w:val="Normal"/>
-        <w:rPr/>
-      </w:pPr>
-      <w:r>
-        <w:rPr/>
+        <w:rPr>
+          <w:sz w:val="20"/>
+          <w:szCs w:val="20"/>
+        </w:rPr>
+      </w:pPr>
+      <w:r>
+        <w:rPr>
+          <w:sz w:val="20"/>
+          <w:szCs w:val="20"/>
+        </w:rPr>
+        <w:t>Datos de respuesta esperados por cada archivo del progra</w:t>
+      </w:r>
+      <w:r>
+        <w:rPr>
+          <w:sz w:val="20"/>
+          <w:szCs w:val="20"/>
+        </w:rPr>
+        <w:t>ma.</w:t>
+      </w:r>
+    </w:p>
+    <w:p>
+      <w:r>
         <w:t>Decisiones principales:</w:t>
+      </w:r>
+      <w:r>
         <w:br/>
         <w:t>D1: ¿Existe el email en la base de datos? -&gt; Sí / No</w:t>
+      </w:r>
+      <w:r>
         <w:br/>
         <w:t>D2: ¿Coincide la contraseña con la almacenada? -&gt; Sí / No</w:t>
-        <w:br/>
+      </w:r>
+      <w:r>
+        <w:br/>
+      </w:r>
+      <w:r>
         <w:br/>
         <w:t>Caminos posibles:</w:t>
+      </w:r>
+      <w:r>
         <w:br/>
         <w:t>C1: Email no existe -&gt; Mensaje de error 1</w:t>
-        <w:br/>
-        <w:t>C2: Email existe + contraseña incorrecta -&gt; Mensaje de error 2</w:t>
-        <w:br/>
-        <w:t>C3: Email existe + contraseña correcta -&gt; Éxito y login</w:t>
+      </w:r>
+      <w:r>
+        <w:br/>
+        <w:t>C2: Email existe + contraseña incorrecta -&gt; Mensaje de e</w:t>
+      </w:r>
+      <w:r>
+        <w:t>rror 2</w:t>
+      </w:r>
+      <w:r>
+        <w:br/>
+        <w:t xml:space="preserve">C3: Email existe + contraseña correcta -&gt; Éxito y </w:t>
+      </w:r>
+      <w:proofErr w:type="spellStart"/>
+      <w:r>
+        <w:t>login</w:t>
+      </w:r>
+      <w:proofErr w:type="spellEnd"/>
+      <w:r>
         <w:br/>
         <w:t>Total de caminos: 3</w:t>
       </w:r>
     </w:p>
     <w:p>
       <w:pPr>
-        <w:pStyle w:val="Normal"/>
-        <w:rPr>
-          <w:lang w:val="en-US"/>
-        </w:rPr>
-      </w:pPr>
-      <w:r>
-        <w:rPr>
-          <w:lang w:val="en-US"/>
-        </w:rPr>
-        <w:t>Caso 1:</w:t>
-        <w:br/>
-        <w:t>Usuario introduce email NO registrado -&gt; Respuesta: error=invalid</w:t>
-        <w:br/>
-        <w:t>Caso 2:</w:t>
-        <w:br/>
-        <w:t>Usuario introduce email válido pero contraseña incorrecta -&gt; Respuesta: error=invalid</w:t>
-        <w:br/>
-        <w:t>Caso 3:</w:t>
-        <w:br/>
-        <w:t>Usuario introduce email y contraseña correctos -&gt; Respuesta: acceso a menu.php</w:t>
-      </w:r>
-    </w:p>
-    <w:p>
-      <w:pPr>
-        <w:pStyle w:val="ListParagraph"/>
+        <w:rPr>
+          <w:lang w:val="en-US"/>
+        </w:rPr>
+      </w:pPr>
+      <w:proofErr w:type="spellStart"/>
+      <w:r>
+        <w:rPr>
+          <w:lang w:val="en-US"/>
+        </w:rPr>
+        <w:t>Caso</w:t>
+      </w:r>
+      <w:proofErr w:type="spellEnd"/>
+      <w:r>
+        <w:rPr>
+          <w:lang w:val="en-US"/>
+        </w:rPr>
+        <w:t xml:space="preserve"> 1:</w:t>
+      </w:r>
+      <w:r>
+        <w:rPr>
+          <w:lang w:val="en-US"/>
+        </w:rPr>
+        <w:br/>
+      </w:r>
+      <w:proofErr w:type="spellStart"/>
+      <w:r>
+        <w:rPr>
+          <w:lang w:val="en-US"/>
+        </w:rPr>
+        <w:t>Usuario</w:t>
+      </w:r>
+      <w:proofErr w:type="spellEnd"/>
+      <w:r>
+        <w:rPr>
+          <w:lang w:val="en-US"/>
+        </w:rPr>
+        <w:t xml:space="preserve"> introduce email NO </w:t>
+      </w:r>
+      <w:proofErr w:type="spellStart"/>
+      <w:r>
+        <w:rPr>
+          <w:lang w:val="en-US"/>
+        </w:rPr>
+        <w:t>registrado</w:t>
+      </w:r>
+      <w:proofErr w:type="spellEnd"/>
+      <w:r>
+        <w:rPr>
+          <w:lang w:val="en-US"/>
+        </w:rPr>
+        <w:t xml:space="preserve"> -&gt; </w:t>
+      </w:r>
+      <w:proofErr w:type="spellStart"/>
+      <w:r>
+        <w:rPr>
+          <w:lang w:val="en-US"/>
+        </w:rPr>
+        <w:t>Respuesta</w:t>
+      </w:r>
+      <w:proofErr w:type="spellEnd"/>
+      <w:r>
+        <w:rPr>
+          <w:lang w:val="en-US"/>
+        </w:rPr>
+        <w:t>: error=invalid</w:t>
+      </w:r>
+      <w:r>
+        <w:rPr>
+          <w:lang w:val="en-US"/>
+        </w:rPr>
+        <w:br/>
+      </w:r>
+      <w:proofErr w:type="spellStart"/>
+      <w:r>
+        <w:rPr>
+          <w:lang w:val="en-US"/>
+        </w:rPr>
+        <w:t>Caso</w:t>
+      </w:r>
+      <w:proofErr w:type="spellEnd"/>
+      <w:r>
+        <w:rPr>
+          <w:lang w:val="en-US"/>
+        </w:rPr>
+        <w:t xml:space="preserve"> 2:</w:t>
+      </w:r>
+      <w:r>
+        <w:rPr>
+          <w:lang w:val="en-US"/>
+        </w:rPr>
+        <w:br/>
+      </w:r>
+      <w:proofErr w:type="spellStart"/>
+      <w:r>
+        <w:rPr>
+          <w:lang w:val="en-US"/>
+        </w:rPr>
+        <w:t>Usuario</w:t>
+      </w:r>
+      <w:proofErr w:type="spellEnd"/>
+      <w:r>
+        <w:rPr>
+          <w:lang w:val="en-US"/>
+        </w:rPr>
+        <w:t xml:space="preserve"> introduce email </w:t>
+      </w:r>
+      <w:proofErr w:type="spellStart"/>
+      <w:r>
+        <w:rPr>
+          <w:lang w:val="en-US"/>
+        </w:rPr>
+        <w:t>válido</w:t>
+      </w:r>
+      <w:proofErr w:type="spellEnd"/>
+      <w:r>
+        <w:rPr>
+          <w:lang w:val="en-US"/>
+        </w:rPr>
+        <w:t xml:space="preserve"> </w:t>
+      </w:r>
+      <w:proofErr w:type="spellStart"/>
+      <w:r>
+        <w:rPr>
+          <w:lang w:val="en-US"/>
+        </w:rPr>
+        <w:t>pero</w:t>
+      </w:r>
+      <w:proofErr w:type="spellEnd"/>
+      <w:r>
+        <w:rPr>
+          <w:lang w:val="en-US"/>
+        </w:rPr>
+        <w:t xml:space="preserve"> </w:t>
+      </w:r>
+      <w:proofErr w:type="spellStart"/>
+      <w:r>
+        <w:rPr>
+          <w:lang w:val="en-US"/>
+        </w:rPr>
+        <w:t>contraseña</w:t>
+      </w:r>
+      <w:proofErr w:type="spellEnd"/>
+      <w:r>
+        <w:rPr>
+          <w:lang w:val="en-US"/>
+        </w:rPr>
+        <w:t xml:space="preserve"> </w:t>
+      </w:r>
+      <w:proofErr w:type="spellStart"/>
+      <w:r>
+        <w:rPr>
+          <w:lang w:val="en-US"/>
+        </w:rPr>
+        <w:t>incorrecta</w:t>
+      </w:r>
+      <w:proofErr w:type="spellEnd"/>
+      <w:r>
+        <w:rPr>
+          <w:lang w:val="en-US"/>
+        </w:rPr>
+        <w:t xml:space="preserve"> -&gt; </w:t>
+      </w:r>
+      <w:proofErr w:type="spellStart"/>
+      <w:r>
+        <w:rPr>
+          <w:lang w:val="en-US"/>
+        </w:rPr>
+        <w:t>Respuesta</w:t>
+      </w:r>
+      <w:proofErr w:type="spellEnd"/>
+      <w:r>
+        <w:rPr>
+          <w:lang w:val="en-US"/>
+        </w:rPr>
+        <w:t xml:space="preserve">: </w:t>
+      </w:r>
+      <w:r>
+        <w:rPr>
+          <w:lang w:val="en-US"/>
+        </w:rPr>
+        <w:lastRenderedPageBreak/>
+        <w:t>error=invalid</w:t>
+      </w:r>
+      <w:r>
+        <w:rPr>
+          <w:lang w:val="en-US"/>
+        </w:rPr>
+        <w:br/>
+      </w:r>
+      <w:proofErr w:type="spellStart"/>
+      <w:r>
+        <w:rPr>
+          <w:lang w:val="en-US"/>
+        </w:rPr>
+        <w:t>Caso</w:t>
+      </w:r>
+      <w:proofErr w:type="spellEnd"/>
+      <w:r>
+        <w:rPr>
+          <w:lang w:val="en-US"/>
+        </w:rPr>
+        <w:t xml:space="preserve"> </w:t>
+      </w:r>
+      <w:r>
+        <w:rPr>
+          <w:lang w:val="en-US"/>
+        </w:rPr>
+        <w:t>3:</w:t>
+      </w:r>
+      <w:r>
+        <w:rPr>
+          <w:lang w:val="en-US"/>
+        </w:rPr>
+        <w:br/>
+      </w:r>
+      <w:proofErr w:type="spellStart"/>
+      <w:r>
+        <w:rPr>
+          <w:lang w:val="en-US"/>
+        </w:rPr>
+        <w:t>Usuario</w:t>
+      </w:r>
+      <w:proofErr w:type="spellEnd"/>
+      <w:r>
+        <w:rPr>
+          <w:lang w:val="en-US"/>
+        </w:rPr>
+        <w:t xml:space="preserve"> introduce email y </w:t>
+      </w:r>
+      <w:proofErr w:type="spellStart"/>
+      <w:r>
+        <w:rPr>
+          <w:lang w:val="en-US"/>
+        </w:rPr>
+        <w:t>contraseña</w:t>
+      </w:r>
+      <w:proofErr w:type="spellEnd"/>
+      <w:r>
+        <w:rPr>
+          <w:lang w:val="en-US"/>
+        </w:rPr>
+        <w:t xml:space="preserve"> </w:t>
+      </w:r>
+      <w:proofErr w:type="spellStart"/>
+      <w:r>
+        <w:rPr>
+          <w:lang w:val="en-US"/>
+        </w:rPr>
+        <w:t>correctos</w:t>
+      </w:r>
+      <w:proofErr w:type="spellEnd"/>
+      <w:r>
+        <w:rPr>
+          <w:lang w:val="en-US"/>
+        </w:rPr>
+        <w:t xml:space="preserve"> -&gt; </w:t>
+      </w:r>
+      <w:proofErr w:type="spellStart"/>
+      <w:r>
+        <w:rPr>
+          <w:lang w:val="en-US"/>
+        </w:rPr>
+        <w:t>Respuesta</w:t>
+      </w:r>
+      <w:proofErr w:type="spellEnd"/>
+      <w:r>
+        <w:rPr>
+          <w:lang w:val="en-US"/>
+        </w:rPr>
+        <w:t xml:space="preserve">: </w:t>
+      </w:r>
+      <w:proofErr w:type="spellStart"/>
+      <w:r>
+        <w:rPr>
+          <w:lang w:val="en-US"/>
+        </w:rPr>
+        <w:t>acceso</w:t>
+      </w:r>
+      <w:proofErr w:type="spellEnd"/>
+      <w:r>
+        <w:rPr>
+          <w:lang w:val="en-US"/>
+        </w:rPr>
+        <w:t xml:space="preserve"> a </w:t>
+      </w:r>
+      <w:proofErr w:type="spellStart"/>
+      <w:r>
+        <w:rPr>
+          <w:lang w:val="en-US"/>
+        </w:rPr>
+        <w:t>menu.php</w:t>
+      </w:r>
+      <w:proofErr w:type="spellEnd"/>
+    </w:p>
+    <w:p>
+      <w:pPr>
+        <w:pStyle w:val="Prrafodelista"/>
         <w:spacing w:before="240" w:after="240"/>
-        <w:ind w:hanging="360" w:start="1440"/>
-        <w:contextualSpacing/>
-        <w:rPr>
-          <w:sz w:val="20"/>
-          <w:szCs w:val="20"/>
-        </w:rPr>
-      </w:pPr>
-      <w:r>
-        <w:rPr>
-          <w:sz w:val="20"/>
-          <w:szCs w:val="20"/>
-        </w:rPr>
-      </w:r>
-    </w:p>
-    <w:p>
-      <w:pPr>
-        <w:pStyle w:val="ListParagraph"/>
+        <w:ind w:left="1440" w:hanging="360"/>
+        <w:rPr>
+          <w:sz w:val="20"/>
+          <w:szCs w:val="20"/>
+        </w:rPr>
+      </w:pPr>
+    </w:p>
+    <w:p>
+      <w:pPr>
+        <w:pStyle w:val="Prrafodelista"/>
         <w:numPr>
           <w:ilvl w:val="0"/>
           <w:numId w:val="1"/>
         </w:numPr>
-        <w:spacing w:lineRule="auto" w:line="278" w:before="0" w:after="0"/>
-        <w:contextualSpacing/>
-        <w:rPr>
-          <w:rFonts w:ascii="Aptos" w:hAnsi="Aptos" w:eastAsia="Aptos" w:cs="Aptos"/>
-          <w:color w:themeColor="text1" w:val="000000"/>
-        </w:rPr>
-      </w:pPr>
-      <w:r>
-        <w:rPr>
-          <w:rFonts w:eastAsia="Aptos" w:cs="Aptos" w:ascii="Aptos" w:hAnsi="Aptos"/>
-          <w:color w:themeColor="text1" w:val="000000"/>
+        <w:spacing w:after="0"/>
+        <w:rPr>
+          <w:rFonts w:ascii="Aptos" w:eastAsia="Aptos" w:hAnsi="Aptos" w:cs="Aptos"/>
+          <w:color w:val="000000" w:themeColor="text1"/>
+        </w:rPr>
+      </w:pPr>
+      <w:r>
+        <w:rPr>
+          <w:rFonts w:ascii="Aptos" w:eastAsia="Aptos" w:hAnsi="Aptos" w:cs="Aptos"/>
+          <w:color w:val="000000" w:themeColor="text1"/>
         </w:rPr>
         <w:t>Con la lista del correcto flujo del código, realizar los test para que:</w:t>
       </w:r>
     </w:p>
     <w:p>
       <w:pPr>
-        <w:pStyle w:val="ListParagraph"/>
+        <w:pStyle w:val="Prrafodelista"/>
         <w:numPr>
           <w:ilvl w:val="1"/>
           <w:numId w:val="1"/>
         </w:numPr>
-        <w:spacing w:lineRule="auto" w:line="278" w:before="0" w:after="0"/>
-        <w:contextualSpacing/>
-        <w:rPr>
-          <w:sz w:val="20"/>
-          <w:szCs w:val="20"/>
-        </w:rPr>
-      </w:pPr>
-      <w:r>
-        <w:rPr>
-          <w:sz w:val="20"/>
-          <w:szCs w:val="20"/>
-        </w:rPr>
-        <w:t>Todas las funciones del login se ejecutan al menos una vez.</w:t>
-      </w:r>
-    </w:p>
-    <w:p>
-      <w:pPr>
-        <w:pStyle w:val="ListParagraph"/>
+        <w:spacing w:after="0"/>
+        <w:rPr>
+          <w:sz w:val="20"/>
+          <w:szCs w:val="20"/>
+        </w:rPr>
+      </w:pPr>
+      <w:r>
+        <w:rPr>
+          <w:sz w:val="20"/>
+          <w:szCs w:val="20"/>
+        </w:rPr>
+        <w:t xml:space="preserve">Todas las funciones del </w:t>
+      </w:r>
+      <w:proofErr w:type="spellStart"/>
+      <w:r>
+        <w:rPr>
+          <w:sz w:val="20"/>
+          <w:szCs w:val="20"/>
+        </w:rPr>
+        <w:t>login</w:t>
+      </w:r>
+      <w:proofErr w:type="spellEnd"/>
+      <w:r>
+        <w:rPr>
+          <w:sz w:val="20"/>
+          <w:szCs w:val="20"/>
+        </w:rPr>
+        <w:t xml:space="preserve"> se ejecutan al menos una vez.</w:t>
+      </w:r>
+    </w:p>
+    <w:p>
+      <w:pPr>
+        <w:pStyle w:val="Prrafodelista"/>
         <w:numPr>
           <w:ilvl w:val="1"/>
           <w:numId w:val="1"/>
         </w:numPr>
-        <w:spacing w:lineRule="auto" w:line="278" w:before="0" w:after="0"/>
-        <w:contextualSpacing/>
-        <w:rPr>
-          <w:sz w:val="20"/>
-          <w:szCs w:val="20"/>
-        </w:rPr>
-      </w:pPr>
-      <w:r>
-        <w:rPr>
-          <w:sz w:val="20"/>
-          <w:szCs w:val="20"/>
-        </w:rPr>
-        <w:t>Todas las validaciones del validador se prueban.</w:t>
-      </w:r>
-    </w:p>
-    <w:p>
-      <w:pPr>
-        <w:pStyle w:val="ListParagraph"/>
+        <w:spacing w:after="0"/>
+        <w:rPr>
+          <w:sz w:val="20"/>
+          <w:szCs w:val="20"/>
+        </w:rPr>
+      </w:pPr>
+      <w:r>
+        <w:rPr>
+          <w:sz w:val="20"/>
+          <w:szCs w:val="20"/>
+        </w:rPr>
+        <w:t>Todas las validaciones del validador se p</w:t>
+      </w:r>
+      <w:r>
+        <w:rPr>
+          <w:sz w:val="20"/>
+          <w:szCs w:val="20"/>
+        </w:rPr>
+        <w:t>rueban.</w:t>
+      </w:r>
+    </w:p>
+    <w:p>
+      <w:pPr>
+        <w:pStyle w:val="Prrafodelista"/>
         <w:numPr>
           <w:ilvl w:val="1"/>
           <w:numId w:val="1"/>
         </w:numPr>
-        <w:spacing w:lineRule="auto" w:line="278" w:before="0" w:after="0"/>
-        <w:contextualSpacing/>
+        <w:spacing w:after="0"/>
         <w:rPr>
           <w:sz w:val="20"/>
           <w:szCs w:val="20"/>
@@ -403,13 +785,12 @@
     </w:p>
     <w:p>
       <w:pPr>
-        <w:pStyle w:val="ListParagraph"/>
+        <w:pStyle w:val="Prrafodelista"/>
         <w:numPr>
           <w:ilvl w:val="1"/>
           <w:numId w:val="1"/>
         </w:numPr>
-        <w:spacing w:lineRule="auto" w:line="278" w:before="0" w:after="0"/>
-        <w:contextualSpacing/>
+        <w:spacing w:after="0"/>
         <w:rPr>
           <w:sz w:val="20"/>
           <w:szCs w:val="20"/>
@@ -425,13 +806,12 @@
     </w:p>
     <w:p>
       <w:pPr>
-        <w:pStyle w:val="ListParagraph"/>
+        <w:pStyle w:val="Prrafodelista"/>
         <w:numPr>
           <w:ilvl w:val="1"/>
           <w:numId w:val="1"/>
         </w:numPr>
-        <w:spacing w:lineRule="auto" w:line="278" w:before="0" w:after="0"/>
-        <w:contextualSpacing/>
+        <w:spacing w:after="0"/>
         <w:rPr>
           <w:sz w:val="20"/>
           <w:szCs w:val="20"/>
@@ -447,119 +827,315 @@
     </w:p>
     <w:p>
       <w:pPr>
-        <w:pStyle w:val="Normal"/>
-        <w:spacing w:lineRule="auto" w:line="278" w:before="0" w:after="0"/>
-        <w:rPr>
-          <w:sz w:val="20"/>
-          <w:szCs w:val="20"/>
-        </w:rPr>
-      </w:pPr>
-      <w:r>
-        <w:rPr>
-          <w:sz w:val="20"/>
-          <w:szCs w:val="20"/>
-        </w:rPr>
-        <w:t>Test 1: Email no registrado -&gt; debe devolver error.</w:t>
+        <w:spacing w:after="0"/>
+        <w:rPr>
+          <w:sz w:val="20"/>
+          <w:szCs w:val="20"/>
+        </w:rPr>
+      </w:pPr>
+      <w:bookmarkStart w:id="0" w:name="_GoBack"/>
+      <w:r>
+        <w:rPr>
+          <w:noProof/>
+          <w:sz w:val="20"/>
+          <w:szCs w:val="20"/>
+          <w:lang w:eastAsia="es-ES"/>
+        </w:rPr>
+        <w:drawing>
+          <wp:anchor distT="0" distB="0" distL="114300" distR="114300" simplePos="0" relativeHeight="251658240" behindDoc="0" locked="0" layoutInCell="1" allowOverlap="1" wp14:anchorId="20614278" wp14:editId="4E3FB3A2">
+            <wp:simplePos x="0" y="0"/>
+            <wp:positionH relativeFrom="margin">
+              <wp:align>left</wp:align>
+            </wp:positionH>
+            <wp:positionV relativeFrom="paragraph">
+              <wp:posOffset>949960</wp:posOffset>
+            </wp:positionV>
+            <wp:extent cx="5876925" cy="4045351"/>
+            <wp:effectExtent l="0" t="0" r="0" b="0"/>
+            <wp:wrapSquare wrapText="bothSides"/>
+            <wp:docPr id="1" name="Imagen 1"/>
+            <wp:cNvGraphicFramePr>
+              <a:graphicFrameLocks xmlns:a="http://schemas.openxmlformats.org/drawingml/2006/main" noChangeAspect="1"/>
+            </wp:cNvGraphicFramePr>
+            <a:graphic xmlns:a="http://schemas.openxmlformats.org/drawingml/2006/main">
+              <a:graphicData uri="http://schemas.openxmlformats.org/drawingml/2006/picture">
+                <pic:pic xmlns:pic="http://schemas.openxmlformats.org/drawingml/2006/picture">
+                  <pic:nvPicPr>
+                    <pic:cNvPr id="1" name="Captura de pantalla 2026-02-19 173149.png"/>
+                    <pic:cNvPicPr/>
+                  </pic:nvPicPr>
+                  <pic:blipFill>
+                    <a:blip r:embed="rId5">
+                      <a:extLst>
+                        <a:ext uri="{28A0092B-C50C-407E-A947-70E740481C1C}">
+                          <a14:useLocalDpi xmlns:a14="http://schemas.microsoft.com/office/drawing/2010/main" val="0"/>
+                        </a:ext>
+                      </a:extLst>
+                    </a:blip>
+                    <a:stretch>
+                      <a:fillRect/>
+                    </a:stretch>
+                  </pic:blipFill>
+                  <pic:spPr>
+                    <a:xfrm>
+                      <a:off x="0" y="0"/>
+                      <a:ext cx="5876925" cy="4045351"/>
+                    </a:xfrm>
+                    <a:prstGeom prst="rect">
+                      <a:avLst/>
+                    </a:prstGeom>
+                  </pic:spPr>
+                </pic:pic>
+              </a:graphicData>
+            </a:graphic>
+          </wp:anchor>
+        </w:drawing>
+      </w:r>
+      <w:bookmarkEnd w:id="0"/>
+      <w:r>
+        <w:rPr>
+          <w:sz w:val="20"/>
+          <w:szCs w:val="20"/>
+        </w:rPr>
+        <w:t>Test 1: Email no registrado -&gt; debe devolver e</w:t>
+      </w:r>
+      <w:r>
+        <w:rPr>
+          <w:sz w:val="20"/>
+          <w:szCs w:val="20"/>
+        </w:rPr>
+        <w:t>rror.</w:t>
+      </w:r>
+      <w:r>
+        <w:rPr>
+          <w:sz w:val="20"/>
+          <w:szCs w:val="20"/>
+        </w:rPr>
         <w:br/>
         <w:t>Test 2: Email registrado + contraseña incorrecta -&gt; debe devolver error.</w:t>
+      </w:r>
+      <w:r>
+        <w:rPr>
+          <w:sz w:val="20"/>
+          <w:szCs w:val="20"/>
+        </w:rPr>
         <w:br/>
         <w:t>Test 3: Email registrado + contraseña correcta -&gt; debe iniciar sesión.</w:t>
-        <w:br/>
-        <w:t>Test 4: Verificar que password_verify() funciona con un hash válido.</w:t>
-      </w:r>
-    </w:p>
-    <w:p>
-      <w:pPr>
-        <w:pStyle w:val="Normal"/>
-        <w:spacing w:lineRule="auto" w:line="278" w:before="0" w:after="0"/>
-        <w:rPr>
-          <w:sz w:val="20"/>
-          <w:szCs w:val="20"/>
-        </w:rPr>
-      </w:pPr>
-      <w:r>
-        <w:rPr>
-          <w:sz w:val="20"/>
-          <w:szCs w:val="20"/>
-        </w:rPr>
-      </w:r>
-    </w:p>
-    <w:p>
-      <w:pPr>
-        <w:pStyle w:val="Normal"/>
-        <w:spacing w:lineRule="auto" w:line="278" w:before="0" w:after="0"/>
-        <w:rPr>
-          <w:sz w:val="20"/>
-          <w:szCs w:val="20"/>
-        </w:rPr>
-      </w:pPr>
-      <w:r>
-        <w:rPr>
-          <w:sz w:val="20"/>
-          <w:szCs w:val="20"/>
-        </w:rPr>
-      </w:r>
-    </w:p>
-    <w:p>
-      <w:pPr>
-        <w:pStyle w:val="ListParagraph"/>
+      </w:r>
+      <w:r>
+        <w:rPr>
+          <w:sz w:val="20"/>
+          <w:szCs w:val="20"/>
+        </w:rPr>
+        <w:br/>
+        <w:t xml:space="preserve">Test 4: Verificar que </w:t>
+      </w:r>
+      <w:proofErr w:type="spellStart"/>
+      <w:r>
+        <w:rPr>
+          <w:sz w:val="20"/>
+          <w:szCs w:val="20"/>
+        </w:rPr>
+        <w:t>password_verify</w:t>
+      </w:r>
+      <w:proofErr w:type="spellEnd"/>
+      <w:r>
+        <w:rPr>
+          <w:sz w:val="20"/>
+          <w:szCs w:val="20"/>
+        </w:rPr>
+        <w:t>() funciona con un hash válido.</w:t>
+      </w:r>
+    </w:p>
+    <w:p>
+      <w:pPr>
+        <w:spacing w:after="0"/>
+        <w:rPr>
+          <w:sz w:val="20"/>
+          <w:szCs w:val="20"/>
+        </w:rPr>
+      </w:pPr>
+      <w:r>
+        <w:rPr>
+          <w:noProof/>
+          <w:sz w:val="20"/>
+          <w:szCs w:val="20"/>
+          <w:lang w:eastAsia="es-ES"/>
+        </w:rPr>
+        <w:lastRenderedPageBreak/>
+        <w:drawing>
+          <wp:inline distT="0" distB="0" distL="0" distR="0">
+            <wp:extent cx="5834775" cy="3390890"/>
+            <wp:effectExtent l="0" t="0" r="0" b="635"/>
+            <wp:docPr id="2" name="Imagen 2"/>
+            <wp:cNvGraphicFramePr>
+              <a:graphicFrameLocks xmlns:a="http://schemas.openxmlformats.org/drawingml/2006/main" noChangeAspect="1"/>
+            </wp:cNvGraphicFramePr>
+            <a:graphic xmlns:a="http://schemas.openxmlformats.org/drawingml/2006/main">
+              <a:graphicData uri="http://schemas.openxmlformats.org/drawingml/2006/picture">
+                <pic:pic xmlns:pic="http://schemas.openxmlformats.org/drawingml/2006/picture">
+                  <pic:nvPicPr>
+                    <pic:cNvPr id="2" name="Captura de pantalla 2026-02-19 173216.png"/>
+                    <pic:cNvPicPr/>
+                  </pic:nvPicPr>
+                  <pic:blipFill rotWithShape="1">
+                    <a:blip r:embed="rId6">
+                      <a:extLst>
+                        <a:ext uri="{28A0092B-C50C-407E-A947-70E740481C1C}">
+                          <a14:useLocalDpi xmlns:a14="http://schemas.microsoft.com/office/drawing/2010/main" val="0"/>
+                        </a:ext>
+                      </a:extLst>
+                    </a:blip>
+                    <a:srcRect r="36515" b="31902"/>
+                    <a:stretch/>
+                  </pic:blipFill>
+                  <pic:spPr bwMode="auto">
+                    <a:xfrm>
+                      <a:off x="0" y="0"/>
+                      <a:ext cx="5870466" cy="3411632"/>
+                    </a:xfrm>
+                    <a:prstGeom prst="rect">
+                      <a:avLst/>
+                    </a:prstGeom>
+                    <a:ln>
+                      <a:noFill/>
+                    </a:ln>
+                    <a:extLst>
+                      <a:ext uri="{53640926-AAD7-44D8-BBD7-CCE9431645EC}">
+                        <a14:shadowObscured xmlns:a14="http://schemas.microsoft.com/office/drawing/2010/main"/>
+                      </a:ext>
+                    </a:extLst>
+                  </pic:spPr>
+                </pic:pic>
+              </a:graphicData>
+            </a:graphic>
+          </wp:inline>
+        </w:drawing>
+      </w:r>
+      <w:r>
+        <w:rPr>
+          <w:noProof/>
+          <w:sz w:val="20"/>
+          <w:szCs w:val="20"/>
+          <w:lang w:eastAsia="es-ES"/>
+        </w:rPr>
+        <w:drawing>
+          <wp:inline distT="0" distB="0" distL="0" distR="0">
+            <wp:extent cx="5981700" cy="4350327"/>
+            <wp:effectExtent l="0" t="0" r="0" b="0"/>
+            <wp:docPr id="3" name="Imagen 3"/>
+            <wp:cNvGraphicFramePr>
+              <a:graphicFrameLocks xmlns:a="http://schemas.openxmlformats.org/drawingml/2006/main" noChangeAspect="1"/>
+            </wp:cNvGraphicFramePr>
+            <a:graphic xmlns:a="http://schemas.openxmlformats.org/drawingml/2006/main">
+              <a:graphicData uri="http://schemas.openxmlformats.org/drawingml/2006/picture">
+                <pic:pic xmlns:pic="http://schemas.openxmlformats.org/drawingml/2006/picture">
+                  <pic:nvPicPr>
+                    <pic:cNvPr id="3" name="Captura de pantalla 2026-02-19 173237.png"/>
+                    <pic:cNvPicPr/>
+                  </pic:nvPicPr>
+                  <pic:blipFill rotWithShape="1">
+                    <a:blip r:embed="rId7">
+                      <a:extLst>
+                        <a:ext uri="{28A0092B-C50C-407E-A947-70E740481C1C}">
+                          <a14:useLocalDpi xmlns:a14="http://schemas.microsoft.com/office/drawing/2010/main" val="0"/>
+                        </a:ext>
+                      </a:extLst>
+                    </a:blip>
+                    <a:srcRect r="43331" b="13769"/>
+                    <a:stretch/>
+                  </pic:blipFill>
+                  <pic:spPr bwMode="auto">
+                    <a:xfrm>
+                      <a:off x="0" y="0"/>
+                      <a:ext cx="5990163" cy="4356482"/>
+                    </a:xfrm>
+                    <a:prstGeom prst="rect">
+                      <a:avLst/>
+                    </a:prstGeom>
+                    <a:ln>
+                      <a:noFill/>
+                    </a:ln>
+                    <a:extLst>
+                      <a:ext uri="{53640926-AAD7-44D8-BBD7-CCE9431645EC}">
+                        <a14:shadowObscured xmlns:a14="http://schemas.microsoft.com/office/drawing/2010/main"/>
+                      </a:ext>
+                    </a:extLst>
+                  </pic:spPr>
+                </pic:pic>
+              </a:graphicData>
+            </a:graphic>
+          </wp:inline>
+        </w:drawing>
+      </w:r>
+    </w:p>
+    <w:p>
+      <w:pPr>
+        <w:spacing w:after="0"/>
+        <w:rPr>
+          <w:sz w:val="20"/>
+          <w:szCs w:val="20"/>
+        </w:rPr>
+      </w:pPr>
+    </w:p>
+    <w:p>
+      <w:pPr>
+        <w:pStyle w:val="Prrafodelista"/>
         <w:numPr>
           <w:ilvl w:val="0"/>
           <w:numId w:val="1"/>
         </w:numPr>
-        <w:spacing w:lineRule="auto" w:line="278" w:before="0" w:after="0"/>
-        <w:contextualSpacing/>
-        <w:rPr>
-          <w:rFonts w:ascii="Aptos" w:hAnsi="Aptos" w:eastAsia="Aptos" w:cs="Aptos"/>
-          <w:color w:themeColor="text1" w:val="000000"/>
-        </w:rPr>
-      </w:pPr>
-      <w:r>
-        <w:rPr>
-          <w:rFonts w:eastAsia="Aptos" w:cs="Aptos" w:ascii="Aptos" w:hAnsi="Aptos"/>
-          <w:color w:themeColor="text1" w:val="000000"/>
-        </w:rPr>
-        <w:t>Para la correcta realización de la práctica debéis entregar:</w:t>
-      </w:r>
-    </w:p>
-    <w:p>
-      <w:pPr>
-        <w:pStyle w:val="ListParagraph"/>
-        <w:spacing w:lineRule="auto" w:line="278" w:before="0" w:after="0"/>
-        <w:ind w:hanging="360" w:start="720"/>
-        <w:contextualSpacing/>
-        <w:rPr>
-          <w:rFonts w:ascii="Aptos" w:hAnsi="Aptos" w:eastAsia="Aptos" w:cs="Aptos"/>
-          <w:color w:themeColor="text1" w:val="000000"/>
-        </w:rPr>
-      </w:pPr>
-      <w:r>
-        <w:rPr>
-          <w:rFonts w:eastAsia="Aptos" w:cs="Aptos" w:ascii="Aptos" w:hAnsi="Aptos"/>
-          <w:color w:themeColor="text1" w:val="000000"/>
-        </w:rPr>
-      </w:r>
-    </w:p>
-    <w:p>
-      <w:pPr>
-        <w:pStyle w:val="ListParagraph"/>
+        <w:spacing w:after="0"/>
+        <w:rPr>
+          <w:rFonts w:ascii="Aptos" w:eastAsia="Aptos" w:hAnsi="Aptos" w:cs="Aptos"/>
+          <w:color w:val="000000" w:themeColor="text1"/>
+        </w:rPr>
+      </w:pPr>
+      <w:r>
+        <w:rPr>
+          <w:rFonts w:ascii="Aptos" w:eastAsia="Aptos" w:hAnsi="Aptos" w:cs="Aptos"/>
+          <w:color w:val="000000" w:themeColor="text1"/>
+        </w:rPr>
+        <w:t xml:space="preserve">Para la correcta realización de la </w:t>
+      </w:r>
+      <w:r>
+        <w:rPr>
+          <w:rFonts w:ascii="Aptos" w:eastAsia="Aptos" w:hAnsi="Aptos" w:cs="Aptos"/>
+          <w:color w:val="000000" w:themeColor="text1"/>
+        </w:rPr>
+        <w:t>práctica debéis entregar:</w:t>
+      </w:r>
+    </w:p>
+    <w:p>
+      <w:pPr>
+        <w:pStyle w:val="Prrafodelista"/>
+        <w:spacing w:after="0"/>
+        <w:ind w:hanging="360"/>
+        <w:rPr>
+          <w:rFonts w:ascii="Aptos" w:eastAsia="Aptos" w:hAnsi="Aptos" w:cs="Aptos"/>
+          <w:color w:val="000000" w:themeColor="text1"/>
+        </w:rPr>
+      </w:pPr>
+    </w:p>
+    <w:p>
+      <w:pPr>
+        <w:pStyle w:val="Prrafodelista"/>
         <w:numPr>
           <w:ilvl w:val="1"/>
           <w:numId w:val="1"/>
         </w:numPr>
-        <w:spacing w:lineRule="auto" w:line="278" w:before="0" w:after="0"/>
-        <w:contextualSpacing/>
-        <w:rPr>
-          <w:rFonts w:ascii="Aptos" w:hAnsi="Aptos" w:eastAsia="Aptos" w:cs="Aptos"/>
-          <w:color w:themeColor="text1" w:val="000000"/>
-          <w:sz w:val="20"/>
-          <w:szCs w:val="20"/>
-        </w:rPr>
-      </w:pPr>
-      <w:r>
-        <w:rPr>
-          <w:rFonts w:eastAsia="Aptos" w:cs="Aptos" w:ascii="Aptos" w:hAnsi="Aptos"/>
-          <w:color w:themeColor="text1" w:val="000000"/>
+        <w:spacing w:after="0"/>
+        <w:rPr>
+          <w:rFonts w:ascii="Aptos" w:eastAsia="Aptos" w:hAnsi="Aptos" w:cs="Aptos"/>
+          <w:color w:val="000000" w:themeColor="text1"/>
+          <w:sz w:val="20"/>
+          <w:szCs w:val="20"/>
+        </w:rPr>
+      </w:pPr>
+      <w:r>
+        <w:rPr>
+          <w:rFonts w:ascii="Aptos" w:eastAsia="Aptos" w:hAnsi="Aptos" w:cs="Aptos"/>
+          <w:color w:val="000000" w:themeColor="text1"/>
           <w:sz w:val="20"/>
           <w:szCs w:val="20"/>
         </w:rPr>
@@ -568,89 +1144,160 @@
     </w:p>
     <w:p>
       <w:pPr>
-        <w:pStyle w:val="ListParagraph"/>
+        <w:pStyle w:val="Prrafodelista"/>
         <w:numPr>
           <w:ilvl w:val="1"/>
           <w:numId w:val="1"/>
         </w:numPr>
-        <w:spacing w:lineRule="auto" w:line="278" w:before="0" w:after="0"/>
-        <w:contextualSpacing/>
-        <w:rPr>
-          <w:rFonts w:ascii="Aptos" w:hAnsi="Aptos" w:eastAsia="Aptos" w:cs="Aptos"/>
-          <w:color w:themeColor="text1" w:val="000000"/>
-          <w:sz w:val="20"/>
-          <w:szCs w:val="20"/>
-        </w:rPr>
-      </w:pPr>
-      <w:r>
-        <w:rPr>
-          <w:rFonts w:eastAsia="Aptos" w:cs="Aptos" w:ascii="Aptos" w:hAnsi="Aptos"/>
-          <w:color w:themeColor="text1" w:val="000000"/>
-          <w:sz w:val="20"/>
-          <w:szCs w:val="20"/>
-        </w:rPr>
-        <w:t>Todos los archivos que son necesarios para la ejecución del login y el validador y las pruebas de cada uno. Ej PHP:</w:t>
-      </w:r>
-    </w:p>
-    <w:p>
-      <w:pPr>
-        <w:pStyle w:val="ListParagraph"/>
-        <w:spacing w:lineRule="auto" w:line="278" w:before="0" w:after="0"/>
-        <w:ind w:start="2160"/>
-        <w:contextualSpacing/>
-        <w:rPr>
-          <w:rFonts w:ascii="Aptos" w:hAnsi="Aptos" w:eastAsia="Aptos" w:cs="Aptos"/>
-          <w:color w:themeColor="text1" w:val="000000"/>
-          <w:sz w:val="20"/>
-          <w:szCs w:val="20"/>
-        </w:rPr>
-      </w:pPr>
-      <w:r>
-        <w:rPr>
-          <w:rFonts w:eastAsia="Aptos" w:cs="Aptos" w:ascii="Aptos" w:hAnsi="Aptos"/>
-          <w:color w:themeColor="text1" w:val="000000"/>
-          <w:sz w:val="20"/>
-          <w:szCs w:val="20"/>
-        </w:rPr>
+        <w:spacing w:after="0"/>
+        <w:rPr>
+          <w:rFonts w:ascii="Aptos" w:eastAsia="Aptos" w:hAnsi="Aptos" w:cs="Aptos"/>
+          <w:color w:val="000000" w:themeColor="text1"/>
+          <w:sz w:val="20"/>
+          <w:szCs w:val="20"/>
+        </w:rPr>
+      </w:pPr>
+      <w:r>
+        <w:rPr>
+          <w:rFonts w:ascii="Aptos" w:eastAsia="Aptos" w:hAnsi="Aptos" w:cs="Aptos"/>
+          <w:color w:val="000000" w:themeColor="text1"/>
+          <w:sz w:val="20"/>
+          <w:szCs w:val="20"/>
+        </w:rPr>
+        <w:t xml:space="preserve">Todos los archivos que son necesarios para la ejecución del </w:t>
+      </w:r>
+      <w:proofErr w:type="spellStart"/>
+      <w:r>
+        <w:rPr>
+          <w:rFonts w:ascii="Aptos" w:eastAsia="Aptos" w:hAnsi="Aptos" w:cs="Aptos"/>
+          <w:color w:val="000000" w:themeColor="text1"/>
+          <w:sz w:val="20"/>
+          <w:szCs w:val="20"/>
+        </w:rPr>
+        <w:t>login</w:t>
+      </w:r>
+      <w:proofErr w:type="spellEnd"/>
+      <w:r>
+        <w:rPr>
+          <w:rFonts w:ascii="Aptos" w:eastAsia="Aptos" w:hAnsi="Aptos" w:cs="Aptos"/>
+          <w:color w:val="000000" w:themeColor="text1"/>
+          <w:sz w:val="20"/>
+          <w:szCs w:val="20"/>
+        </w:rPr>
+        <w:t xml:space="preserve"> y el validador y las pruebas de cada uno. </w:t>
+      </w:r>
+      <w:proofErr w:type="spellStart"/>
+      <w:r>
+        <w:rPr>
+          <w:rFonts w:ascii="Aptos" w:eastAsia="Aptos" w:hAnsi="Aptos" w:cs="Aptos"/>
+          <w:color w:val="000000" w:themeColor="text1"/>
+          <w:sz w:val="20"/>
+          <w:szCs w:val="20"/>
+        </w:rPr>
+        <w:t>Ej</w:t>
+      </w:r>
+      <w:proofErr w:type="spellEnd"/>
+      <w:r>
+        <w:rPr>
+          <w:rFonts w:ascii="Aptos" w:eastAsia="Aptos" w:hAnsi="Aptos" w:cs="Aptos"/>
+          <w:color w:val="000000" w:themeColor="text1"/>
+          <w:sz w:val="20"/>
+          <w:szCs w:val="20"/>
+        </w:rPr>
+        <w:t xml:space="preserve"> PHP:</w:t>
+      </w:r>
+    </w:p>
+    <w:p>
+      <w:pPr>
+        <w:pStyle w:val="Prrafodelista"/>
+        <w:spacing w:after="0"/>
+        <w:ind w:left="2160"/>
+        <w:rPr>
+          <w:rFonts w:ascii="Aptos" w:eastAsia="Aptos" w:hAnsi="Aptos" w:cs="Aptos"/>
+          <w:color w:val="000000" w:themeColor="text1"/>
+          <w:sz w:val="20"/>
+          <w:szCs w:val="20"/>
+        </w:rPr>
+      </w:pPr>
+      <w:r>
+        <w:rPr>
+          <w:rFonts w:ascii="Aptos" w:eastAsia="Aptos" w:hAnsi="Aptos" w:cs="Aptos"/>
+          <w:color w:val="000000" w:themeColor="text1"/>
+          <w:sz w:val="20"/>
+          <w:szCs w:val="20"/>
+        </w:rPr>
+        <w:lastRenderedPageBreak/>
         <w:t>pruebas_CB.zip/</w:t>
       </w:r>
       <w:r>
-        <w:rPr/>
-        <w:br/>
+        <w:br/>
+      </w:r>
+      <w:r>
         <w:tab/>
       </w:r>
       <w:r>
         <w:rPr>
-          <w:rFonts w:eastAsia="Aptos" w:cs="Aptos" w:ascii="Aptos" w:hAnsi="Aptos"/>
-          <w:color w:themeColor="text1" w:val="000000"/>
-          <w:sz w:val="20"/>
-          <w:szCs w:val="20"/>
-        </w:rPr>
-        <w:t>│── login.html (Donde el usuario introduce los datos a procesar).</w:t>
-      </w:r>
-      <w:r>
-        <w:rPr/>
-        <w:br/>
+          <w:rFonts w:ascii="Aptos" w:eastAsia="Aptos" w:hAnsi="Aptos" w:cs="Aptos"/>
+          <w:color w:val="000000" w:themeColor="text1"/>
+          <w:sz w:val="20"/>
+          <w:szCs w:val="20"/>
+        </w:rPr>
+        <w:t xml:space="preserve">│── login.html (Donde </w:t>
+      </w:r>
+      <w:r>
+        <w:rPr>
+          <w:rFonts w:ascii="Aptos" w:eastAsia="Aptos" w:hAnsi="Aptos" w:cs="Aptos"/>
+          <w:color w:val="000000" w:themeColor="text1"/>
+          <w:sz w:val="20"/>
+          <w:szCs w:val="20"/>
+        </w:rPr>
+        <w:t>el usuario introduce los datos a procesar).</w:t>
+      </w:r>
+      <w:r>
+        <w:br/>
+      </w:r>
+      <w:r>
         <w:tab/>
       </w:r>
       <w:r>
         <w:rPr>
-          <w:rFonts w:eastAsia="Aptos" w:cs="Aptos" w:ascii="Aptos" w:hAnsi="Aptos"/>
-          <w:color w:themeColor="text1" w:val="000000"/>
-          <w:sz w:val="20"/>
-          <w:szCs w:val="20"/>
-        </w:rPr>
-        <w:t xml:space="preserve">│── validador.php (Donde se valida que los datos introducidos por el </w:t>
-      </w:r>
-      <w:r>
-        <w:rPr/>
+          <w:rFonts w:ascii="Aptos" w:eastAsia="Aptos" w:hAnsi="Aptos" w:cs="Aptos"/>
+          <w:color w:val="000000" w:themeColor="text1"/>
+          <w:sz w:val="20"/>
+          <w:szCs w:val="20"/>
+        </w:rPr>
+        <w:t xml:space="preserve">│── </w:t>
+      </w:r>
+      <w:proofErr w:type="spellStart"/>
+      <w:r>
+        <w:rPr>
+          <w:rFonts w:ascii="Aptos" w:eastAsia="Aptos" w:hAnsi="Aptos" w:cs="Aptos"/>
+          <w:color w:val="000000" w:themeColor="text1"/>
+          <w:sz w:val="20"/>
+          <w:szCs w:val="20"/>
+        </w:rPr>
+        <w:t>validador.php</w:t>
+      </w:r>
+      <w:proofErr w:type="spellEnd"/>
+      <w:r>
+        <w:rPr>
+          <w:rFonts w:ascii="Aptos" w:eastAsia="Aptos" w:hAnsi="Aptos" w:cs="Aptos"/>
+          <w:color w:val="000000" w:themeColor="text1"/>
+          <w:sz w:val="20"/>
+          <w:szCs w:val="20"/>
+        </w:rPr>
+        <w:t xml:space="preserve"> (Donde se valida que los datos introducidos por el </w:t>
+      </w:r>
+      <w:r>
         <w:tab/>
+      </w:r>
+      <w:r>
         <w:tab/>
       </w:r>
       <w:r>
         <w:rPr>
-          <w:rFonts w:eastAsia="Aptos" w:cs="Aptos" w:ascii="Aptos" w:hAnsi="Aptos"/>
-          <w:color w:themeColor="text1" w:val="000000"/>
+          <w:rFonts w:ascii="Aptos" w:eastAsia="Aptos" w:hAnsi="Aptos" w:cs="Aptos"/>
+          <w:color w:val="000000" w:themeColor="text1"/>
           <w:sz w:val="20"/>
           <w:szCs w:val="20"/>
         </w:rPr>
@@ -659,328 +1306,329 @@
     </w:p>
     <w:p>
       <w:pPr>
-        <w:pStyle w:val="ListParagraph"/>
-        <w:spacing w:lineRule="auto" w:line="278" w:before="0" w:after="0"/>
-        <w:ind w:start="2160"/>
-        <w:contextualSpacing/>
-        <w:rPr>
-          <w:rFonts w:ascii="Aptos" w:hAnsi="Aptos" w:eastAsia="Aptos" w:cs="Aptos"/>
-          <w:color w:themeColor="text1" w:val="000000"/>
-          <w:sz w:val="20"/>
-          <w:szCs w:val="20"/>
-        </w:rPr>
-      </w:pPr>
-      <w:r>
-        <w:rPr>
-          <w:rFonts w:eastAsia="Aptos" w:cs="Aptos" w:ascii="Aptos" w:hAnsi="Aptos"/>
-          <w:color w:themeColor="text1" w:val="000000"/>
+        <w:pStyle w:val="Prrafodelista"/>
+        <w:spacing w:after="0"/>
+        <w:ind w:left="2160"/>
+        <w:rPr>
+          <w:rFonts w:ascii="Aptos" w:eastAsia="Aptos" w:hAnsi="Aptos" w:cs="Aptos"/>
+          <w:color w:val="000000" w:themeColor="text1"/>
+          <w:sz w:val="20"/>
+          <w:szCs w:val="20"/>
+        </w:rPr>
+      </w:pPr>
+      <w:r>
+        <w:rPr>
+          <w:rFonts w:ascii="Aptos" w:eastAsia="Aptos" w:hAnsi="Aptos" w:cs="Aptos"/>
+          <w:color w:val="000000" w:themeColor="text1"/>
           <w:sz w:val="20"/>
           <w:szCs w:val="20"/>
         </w:rPr>
         <w:t xml:space="preserve"> </w:t>
       </w:r>
       <w:r>
-        <w:rPr/>
         <w:tab/>
       </w:r>
       <w:r>
         <w:rPr>
-          <w:rFonts w:eastAsia="Aptos" w:cs="Aptos" w:ascii="Aptos" w:hAnsi="Aptos"/>
-          <w:color w:themeColor="text1" w:val="000000"/>
-          <w:sz w:val="20"/>
-          <w:szCs w:val="20"/>
-        </w:rPr>
-        <w:t xml:space="preserve">│── bd.php (Donde se realizan las llamadas a la base de datos, </w:t>
-      </w:r>
-      <w:r>
-        <w:rPr/>
+          <w:rFonts w:ascii="Aptos" w:eastAsia="Aptos" w:hAnsi="Aptos" w:cs="Aptos"/>
+          <w:color w:val="000000" w:themeColor="text1"/>
+          <w:sz w:val="20"/>
+          <w:szCs w:val="20"/>
+        </w:rPr>
+        <w:t xml:space="preserve">│── </w:t>
+      </w:r>
+      <w:proofErr w:type="spellStart"/>
+      <w:r>
+        <w:rPr>
+          <w:rFonts w:ascii="Aptos" w:eastAsia="Aptos" w:hAnsi="Aptos" w:cs="Aptos"/>
+          <w:color w:val="000000" w:themeColor="text1"/>
+          <w:sz w:val="20"/>
+          <w:szCs w:val="20"/>
+        </w:rPr>
+        <w:t>bd.php</w:t>
+      </w:r>
+      <w:proofErr w:type="spellEnd"/>
+      <w:r>
+        <w:rPr>
+          <w:rFonts w:ascii="Aptos" w:eastAsia="Aptos" w:hAnsi="Aptos" w:cs="Aptos"/>
+          <w:color w:val="000000" w:themeColor="text1"/>
+          <w:sz w:val="20"/>
+          <w:szCs w:val="20"/>
+        </w:rPr>
+        <w:t xml:space="preserve"> (Donde se realizan las llamadas a la base de datos, </w:t>
+      </w:r>
+      <w:r>
         <w:tab/>
+      </w:r>
+      <w:r>
         <w:tab/>
+      </w:r>
+      <w:r>
         <w:tab/>
       </w:r>
       <w:r>
         <w:rPr>
-          <w:rFonts w:eastAsia="Aptos" w:cs="Aptos" w:ascii="Aptos" w:hAnsi="Aptos"/>
-          <w:color w:themeColor="text1" w:val="000000"/>
-          <w:sz w:val="20"/>
-          <w:szCs w:val="20"/>
-        </w:rPr>
-        <w:t>solo la parte del login no me lo enviéis entero).</w:t>
-      </w:r>
-    </w:p>
-    <w:p>
-      <w:pPr>
-        <w:pStyle w:val="ListParagraph"/>
-        <w:spacing w:lineRule="auto" w:line="278" w:before="0" w:after="0"/>
-        <w:ind w:start="2160"/>
-        <w:contextualSpacing/>
-        <w:rPr>
-          <w:rFonts w:ascii="Aptos" w:hAnsi="Aptos" w:eastAsia="Aptos" w:cs="Aptos"/>
-          <w:color w:themeColor="text1" w:val="000000"/>
-          <w:sz w:val="20"/>
-          <w:szCs w:val="20"/>
-        </w:rPr>
-      </w:pPr>
-      <w:r>
-        <w:rPr>
-          <w:rFonts w:eastAsia="Aptos" w:cs="Aptos" w:ascii="Aptos" w:hAnsi="Aptos"/>
-          <w:color w:themeColor="text1" w:val="000000"/>
+          <w:rFonts w:ascii="Aptos" w:eastAsia="Aptos" w:hAnsi="Aptos" w:cs="Aptos"/>
+          <w:color w:val="000000" w:themeColor="text1"/>
+          <w:sz w:val="20"/>
+          <w:szCs w:val="20"/>
+        </w:rPr>
+        <w:t xml:space="preserve">solo la </w:t>
+      </w:r>
+      <w:r>
+        <w:rPr>
+          <w:rFonts w:ascii="Aptos" w:eastAsia="Aptos" w:hAnsi="Aptos" w:cs="Aptos"/>
+          <w:color w:val="000000" w:themeColor="text1"/>
+          <w:sz w:val="20"/>
+          <w:szCs w:val="20"/>
+        </w:rPr>
+        <w:t xml:space="preserve">parte del </w:t>
+      </w:r>
+      <w:proofErr w:type="spellStart"/>
+      <w:r>
+        <w:rPr>
+          <w:rFonts w:ascii="Aptos" w:eastAsia="Aptos" w:hAnsi="Aptos" w:cs="Aptos"/>
+          <w:color w:val="000000" w:themeColor="text1"/>
+          <w:sz w:val="20"/>
+          <w:szCs w:val="20"/>
+        </w:rPr>
+        <w:t>login</w:t>
+      </w:r>
+      <w:proofErr w:type="spellEnd"/>
+      <w:r>
+        <w:rPr>
+          <w:rFonts w:ascii="Aptos" w:eastAsia="Aptos" w:hAnsi="Aptos" w:cs="Aptos"/>
+          <w:color w:val="000000" w:themeColor="text1"/>
+          <w:sz w:val="20"/>
+          <w:szCs w:val="20"/>
+        </w:rPr>
+        <w:t xml:space="preserve"> no me lo enviéis entero).</w:t>
+      </w:r>
+    </w:p>
+    <w:p>
+      <w:pPr>
+        <w:pStyle w:val="Prrafodelista"/>
+        <w:spacing w:after="0"/>
+        <w:ind w:left="2160"/>
+        <w:rPr>
+          <w:rFonts w:ascii="Aptos" w:eastAsia="Aptos" w:hAnsi="Aptos" w:cs="Aptos"/>
+          <w:color w:val="000000" w:themeColor="text1"/>
+          <w:sz w:val="20"/>
+          <w:szCs w:val="20"/>
+        </w:rPr>
+      </w:pPr>
+      <w:r>
+        <w:rPr>
+          <w:rFonts w:ascii="Aptos" w:eastAsia="Aptos" w:hAnsi="Aptos" w:cs="Aptos"/>
+          <w:color w:val="000000" w:themeColor="text1"/>
           <w:sz w:val="20"/>
           <w:szCs w:val="20"/>
         </w:rPr>
         <w:t xml:space="preserve"> </w:t>
       </w:r>
       <w:r>
-        <w:rPr/>
         <w:tab/>
       </w:r>
       <w:r>
         <w:rPr>
-          <w:rFonts w:eastAsia="Aptos" w:cs="Aptos" w:ascii="Aptos" w:hAnsi="Aptos"/>
-          <w:color w:themeColor="text1" w:val="000000"/>
-          <w:sz w:val="20"/>
-          <w:szCs w:val="20"/>
-        </w:rPr>
-        <w:t xml:space="preserve">│── test_validador.php (Donde se testea las funciones del </w:t>
-      </w:r>
-      <w:r>
-        <w:rPr/>
+          <w:rFonts w:ascii="Aptos" w:eastAsia="Aptos" w:hAnsi="Aptos" w:cs="Aptos"/>
+          <w:color w:val="000000" w:themeColor="text1"/>
+          <w:sz w:val="20"/>
+          <w:szCs w:val="20"/>
+        </w:rPr>
+        <w:t xml:space="preserve">│── </w:t>
+      </w:r>
+      <w:proofErr w:type="spellStart"/>
+      <w:r>
+        <w:rPr>
+          <w:rFonts w:ascii="Aptos" w:eastAsia="Aptos" w:hAnsi="Aptos" w:cs="Aptos"/>
+          <w:color w:val="000000" w:themeColor="text1"/>
+          <w:sz w:val="20"/>
+          <w:szCs w:val="20"/>
+        </w:rPr>
+        <w:t>test_validador.php</w:t>
+      </w:r>
+      <w:proofErr w:type="spellEnd"/>
+      <w:r>
+        <w:rPr>
+          <w:rFonts w:ascii="Aptos" w:eastAsia="Aptos" w:hAnsi="Aptos" w:cs="Aptos"/>
+          <w:color w:val="000000" w:themeColor="text1"/>
+          <w:sz w:val="20"/>
+          <w:szCs w:val="20"/>
+        </w:rPr>
+        <w:t xml:space="preserve"> (Donde se testea las funciones del </w:t>
+      </w:r>
+      <w:r>
         <w:tab/>
+      </w:r>
+      <w:r>
         <w:tab/>
+      </w:r>
+      <w:r>
         <w:tab/>
       </w:r>
-      <w:r>
-        <w:rPr>
-          <w:rFonts w:eastAsia="Aptos" w:cs="Aptos" w:ascii="Aptos" w:hAnsi="Aptos"/>
-          <w:color w:themeColor="text1" w:val="000000"/>
-          <w:sz w:val="20"/>
-          <w:szCs w:val="20"/>
-        </w:rPr>
-        <w:t>validador.php).</w:t>
-      </w:r>
-    </w:p>
-    <w:p>
-      <w:pPr>
-        <w:pStyle w:val="ListParagraph"/>
-        <w:spacing w:lineRule="auto" w:line="278" w:before="0" w:after="0"/>
-        <w:ind w:start="2160"/>
-        <w:contextualSpacing/>
-        <w:rPr>
-          <w:rFonts w:ascii="Aptos" w:hAnsi="Aptos" w:eastAsia="Aptos" w:cs="Aptos"/>
-          <w:color w:themeColor="text1" w:val="000000"/>
-          <w:sz w:val="20"/>
-          <w:szCs w:val="20"/>
-        </w:rPr>
-      </w:pPr>
-      <w:r>
-        <w:rPr>
-          <w:rFonts w:eastAsia="Aptos" w:cs="Aptos" w:ascii="Aptos" w:hAnsi="Aptos"/>
-          <w:color w:themeColor="text1" w:val="000000"/>
+      <w:proofErr w:type="spellStart"/>
+      <w:r>
+        <w:rPr>
+          <w:rFonts w:ascii="Aptos" w:eastAsia="Aptos" w:hAnsi="Aptos" w:cs="Aptos"/>
+          <w:color w:val="000000" w:themeColor="text1"/>
+          <w:sz w:val="20"/>
+          <w:szCs w:val="20"/>
+        </w:rPr>
+        <w:t>validador.php</w:t>
+      </w:r>
+      <w:proofErr w:type="spellEnd"/>
+      <w:r>
+        <w:rPr>
+          <w:rFonts w:ascii="Aptos" w:eastAsia="Aptos" w:hAnsi="Aptos" w:cs="Aptos"/>
+          <w:color w:val="000000" w:themeColor="text1"/>
+          <w:sz w:val="20"/>
+          <w:szCs w:val="20"/>
+        </w:rPr>
+        <w:t>).</w:t>
+      </w:r>
+    </w:p>
+    <w:p>
+      <w:pPr>
+        <w:pStyle w:val="Prrafodelista"/>
+        <w:spacing w:after="0"/>
+        <w:ind w:left="2160"/>
+        <w:rPr>
+          <w:rFonts w:ascii="Aptos" w:eastAsia="Aptos" w:hAnsi="Aptos" w:cs="Aptos"/>
+          <w:color w:val="000000" w:themeColor="text1"/>
+          <w:sz w:val="20"/>
+          <w:szCs w:val="20"/>
+        </w:rPr>
+      </w:pPr>
+      <w:r>
+        <w:rPr>
+          <w:rFonts w:ascii="Aptos" w:eastAsia="Aptos" w:hAnsi="Aptos" w:cs="Aptos"/>
+          <w:color w:val="000000" w:themeColor="text1"/>
           <w:sz w:val="20"/>
           <w:szCs w:val="20"/>
         </w:rPr>
         <w:t xml:space="preserve"> </w:t>
       </w:r>
       <w:r>
-        <w:rPr/>
         <w:tab/>
       </w:r>
       <w:r>
         <w:rPr>
-          <w:rFonts w:eastAsia="Aptos" w:cs="Aptos" w:ascii="Aptos" w:hAnsi="Aptos"/>
-          <w:color w:themeColor="text1" w:val="000000"/>
-          <w:sz w:val="20"/>
-          <w:szCs w:val="20"/>
-        </w:rPr>
-        <w:t>│── test_bd.php (Donde se testea las funciones del bd.php).</w:t>
-      </w:r>
-    </w:p>
-    <w:p>
-      <w:pPr>
-        <w:pStyle w:val="ListParagraph"/>
-        <w:spacing w:lineRule="auto" w:line="278" w:before="0" w:after="0"/>
-        <w:ind w:start="2832"/>
-        <w:contextualSpacing/>
-        <w:rPr/>
-      </w:pPr>
-      <w:r>
-        <w:rPr>
-          <w:rFonts w:eastAsia="Consolas" w:cs="Consolas" w:ascii="Consolas" w:hAnsi="Consolas"/>
-          <w:sz w:val="20"/>
-          <w:szCs w:val="20"/>
-          <w:lang w:val="en-US"/>
+          <w:rFonts w:ascii="Aptos" w:eastAsia="Aptos" w:hAnsi="Aptos" w:cs="Aptos"/>
+          <w:color w:val="000000" w:themeColor="text1"/>
+          <w:sz w:val="20"/>
+          <w:szCs w:val="20"/>
         </w:rPr>
         <w:t xml:space="preserve">│── </w:t>
       </w:r>
-      <w:r>
-        <w:rPr>
-          <w:rFonts w:eastAsia="Consolas" w:cs="Consolas" w:ascii="Consolas" w:hAnsi="Consolas"/>
-          <w:sz w:val="20"/>
-          <w:szCs w:val="20"/>
-          <w:lang w:val="en-US"/>
-        </w:rPr>
-        <w:t>vendor/</w:t>
-      </w:r>
-      <w:r>
-        <w:rPr/>
-        <w:br/>
-      </w:r>
-      <w:r>
-        <w:rPr>
-          <w:rFonts w:eastAsia="Consolas" w:cs="Consolas" w:ascii="Consolas" w:hAnsi="Consolas"/>
-          <w:sz w:val="20"/>
-          <w:szCs w:val="20"/>
-          <w:lang w:val="en-US"/>
-        </w:rPr>
-        <w:t>│── composer.json</w:t>
-      </w:r>
+      <w:proofErr w:type="spellStart"/>
+      <w:r>
+        <w:rPr>
+          <w:rFonts w:ascii="Aptos" w:eastAsia="Aptos" w:hAnsi="Aptos" w:cs="Aptos"/>
+          <w:color w:val="000000" w:themeColor="text1"/>
+          <w:sz w:val="20"/>
+          <w:szCs w:val="20"/>
+        </w:rPr>
+        <w:t>test_bd.php</w:t>
+      </w:r>
+      <w:proofErr w:type="spellEnd"/>
+      <w:r>
+        <w:rPr>
+          <w:rFonts w:ascii="Aptos" w:eastAsia="Aptos" w:hAnsi="Aptos" w:cs="Aptos"/>
+          <w:color w:val="000000" w:themeColor="text1"/>
+          <w:sz w:val="20"/>
+          <w:szCs w:val="20"/>
+        </w:rPr>
+        <w:t xml:space="preserve"> (Donde se testea las funciones del </w:t>
+      </w:r>
+      <w:proofErr w:type="spellStart"/>
+      <w:r>
+        <w:rPr>
+          <w:rFonts w:ascii="Aptos" w:eastAsia="Aptos" w:hAnsi="Aptos" w:cs="Aptos"/>
+          <w:color w:val="000000" w:themeColor="text1"/>
+          <w:sz w:val="20"/>
+          <w:szCs w:val="20"/>
+        </w:rPr>
+        <w:t>bd.php</w:t>
+      </w:r>
+      <w:proofErr w:type="spellEnd"/>
+      <w:r>
+        <w:rPr>
+          <w:rFonts w:ascii="Aptos" w:eastAsia="Aptos" w:hAnsi="Aptos" w:cs="Aptos"/>
+          <w:color w:val="000000" w:themeColor="text1"/>
+          <w:sz w:val="20"/>
+          <w:szCs w:val="20"/>
+        </w:rPr>
+        <w:t>).</w:t>
+      </w:r>
+    </w:p>
+    <w:p>
+      <w:pPr>
+        <w:pStyle w:val="Prrafodelista"/>
+        <w:spacing w:after="0"/>
+        <w:ind w:left="2832"/>
+      </w:pPr>
+      <w:r>
+        <w:rPr>
+          <w:rFonts w:ascii="Consolas" w:eastAsia="Consolas" w:hAnsi="Consolas" w:cs="Consolas"/>
+          <w:sz w:val="20"/>
+          <w:szCs w:val="20"/>
+          <w:lang w:val="en-US"/>
+        </w:rPr>
+        <w:t>│── vendor/</w:t>
+      </w:r>
+      <w:r>
+        <w:br/>
+      </w:r>
+      <w:r>
+        <w:rPr>
+          <w:rFonts w:ascii="Consolas" w:eastAsia="Consolas" w:hAnsi="Consolas" w:cs="Consolas"/>
+          <w:sz w:val="20"/>
+          <w:szCs w:val="20"/>
+          <w:lang w:val="en-US"/>
+        </w:rPr>
+        <w:t xml:space="preserve">│── </w:t>
+      </w:r>
+      <w:proofErr w:type="spellStart"/>
+      <w:r>
+        <w:rPr>
+          <w:rFonts w:ascii="Consolas" w:eastAsia="Consolas" w:hAnsi="Consolas" w:cs="Consolas"/>
+          <w:sz w:val="20"/>
+          <w:szCs w:val="20"/>
+          <w:lang w:val="en-US"/>
+        </w:rPr>
+        <w:t>composer.json</w:t>
+      </w:r>
+      <w:proofErr w:type="spellEnd"/>
     </w:p>
     <w:sectPr>
-      <w:type w:val="nextPage"/>
       <w:pgSz w:w="11906" w:h="16838"/>
-      <w:pgMar w:left="1440" w:right="1440" w:gutter="0" w:header="0" w:top="1440" w:footer="0" w:bottom="1440"/>
-      <w:pgNumType w:fmt="decimal"/>
-      <w:formProt w:val="false"/>
-      <w:textDirection w:val="lrTb"/>
-      <w:docGrid w:type="default" w:linePitch="360" w:charSpace="0"/>
+      <w:pgMar w:top="1440" w:right="1440" w:bottom="1440" w:left="1440" w:header="0" w:footer="0" w:gutter="0"/>
+      <w:cols w:space="720"/>
+      <w:formProt w:val="0"/>
+      <w:docGrid w:linePitch="360"/>
     </w:sectPr>
   </w:body>
 </w:document>
 </file>
 
 <file path=word/numbering.xml><?xml version="1.0" encoding="utf-8"?>
-<w:numbering xmlns:w="http://schemas.openxmlformats.org/wordprocessingml/2006/main" xmlns:o="urn:schemas-microsoft-com:office:office" xmlns:r="http://schemas.openxmlformats.org/officeDocument/2006/relationships" xmlns:v="urn:schemas-microsoft-com:vml" xmlns:mc="http://schemas.openxmlformats.org/markup-compatibility/2006" xmlns:w14="http://schemas.microsoft.com/office/word/2010/wordml" mc:Ignorable="w14">
-  <w:abstractNum w:abstractNumId="1">
-    <w:lvl w:ilvl="0">
-      <w:start w:val="1"/>
-      <w:numFmt w:val="decimal"/>
-      <w:lvlText w:val="%1."/>
-      <w:lvlJc w:val="start"/>
-      <w:pPr>
-        <w:tabs>
-          <w:tab w:val="num" w:pos="0"/>
-        </w:tabs>
-        <w:ind w:start="720" w:hanging="360"/>
-      </w:pPr>
-      <w:rPr/>
-    </w:lvl>
-    <w:lvl w:ilvl="1">
-      <w:start w:val="1"/>
-      <w:numFmt w:val="lowerLetter"/>
-      <w:lvlText w:val="%2."/>
-      <w:lvlJc w:val="start"/>
-      <w:pPr>
-        <w:tabs>
-          <w:tab w:val="num" w:pos="0"/>
-        </w:tabs>
-        <w:ind w:start="1440" w:hanging="360"/>
-      </w:pPr>
-      <w:rPr/>
-    </w:lvl>
-    <w:lvl w:ilvl="2">
-      <w:start w:val="1"/>
-      <w:numFmt w:val="lowerRoman"/>
-      <w:lvlText w:val="%3."/>
-      <w:lvlJc w:val="end"/>
-      <w:pPr>
-        <w:tabs>
-          <w:tab w:val="num" w:pos="0"/>
-        </w:tabs>
-        <w:ind w:start="2160" w:hanging="180"/>
-      </w:pPr>
-      <w:rPr/>
-    </w:lvl>
-    <w:lvl w:ilvl="3">
-      <w:start w:val="1"/>
-      <w:numFmt w:val="decimal"/>
-      <w:lvlText w:val="%4."/>
-      <w:lvlJc w:val="start"/>
-      <w:pPr>
-        <w:tabs>
-          <w:tab w:val="num" w:pos="0"/>
-        </w:tabs>
-        <w:ind w:start="2880" w:hanging="360"/>
-      </w:pPr>
-      <w:rPr/>
-    </w:lvl>
-    <w:lvl w:ilvl="4">
-      <w:start w:val="1"/>
-      <w:numFmt w:val="lowerLetter"/>
-      <w:lvlText w:val="%5."/>
-      <w:lvlJc w:val="start"/>
-      <w:pPr>
-        <w:tabs>
-          <w:tab w:val="num" w:pos="0"/>
-        </w:tabs>
-        <w:ind w:start="3600" w:hanging="360"/>
-      </w:pPr>
-      <w:rPr/>
-    </w:lvl>
-    <w:lvl w:ilvl="5">
-      <w:start w:val="1"/>
-      <w:numFmt w:val="lowerRoman"/>
-      <w:lvlText w:val="%6."/>
-      <w:lvlJc w:val="end"/>
-      <w:pPr>
-        <w:tabs>
-          <w:tab w:val="num" w:pos="0"/>
-        </w:tabs>
-        <w:ind w:start="4320" w:hanging="180"/>
-      </w:pPr>
-      <w:rPr/>
-    </w:lvl>
-    <w:lvl w:ilvl="6">
-      <w:start w:val="1"/>
-      <w:numFmt w:val="decimal"/>
-      <w:lvlText w:val="%7."/>
-      <w:lvlJc w:val="start"/>
-      <w:pPr>
-        <w:tabs>
-          <w:tab w:val="num" w:pos="0"/>
-        </w:tabs>
-        <w:ind w:start="5040" w:hanging="360"/>
-      </w:pPr>
-      <w:rPr/>
-    </w:lvl>
-    <w:lvl w:ilvl="7">
-      <w:start w:val="1"/>
-      <w:numFmt w:val="lowerLetter"/>
-      <w:lvlText w:val="%8."/>
-      <w:lvlJc w:val="start"/>
-      <w:pPr>
-        <w:tabs>
-          <w:tab w:val="num" w:pos="0"/>
-        </w:tabs>
-        <w:ind w:start="5760" w:hanging="360"/>
-      </w:pPr>
-      <w:rPr/>
-    </w:lvl>
-    <w:lvl w:ilvl="8">
-      <w:start w:val="1"/>
-      <w:numFmt w:val="lowerRoman"/>
-      <w:lvlText w:val="%9."/>
-      <w:lvlJc w:val="end"/>
-      <w:pPr>
-        <w:tabs>
-          <w:tab w:val="num" w:pos="0"/>
-        </w:tabs>
-        <w:ind w:start="6480" w:hanging="180"/>
-      </w:pPr>
-      <w:rPr/>
-    </w:lvl>
-  </w:abstractNum>
-  <w:abstractNum w:abstractNumId="2">
+<w:numbering xmlns:wpc="http://schemas.microsoft.com/office/word/2010/wordprocessingCanvas" xmlns:cx="http://schemas.microsoft.com/office/drawing/2014/chartex" xmlns:mc="http://schemas.openxmlformats.org/markup-compatibility/2006" xmlns:o="urn:schemas-microsoft-com:office:office" xmlns:r="http://schemas.openxmlformats.org/officeDocument/2006/relationships" xmlns:m="http://schemas.openxmlformats.org/officeDocument/2006/math" xmlns:v="urn:schemas-microsoft-com:vml" xmlns:wp14="http://schemas.microsoft.com/office/word/2010/wordprocessingDrawing" xmlns:wp="http://schemas.openxmlformats.org/drawingml/2006/wordprocessingDrawing" xmlns:w10="urn:schemas-microsoft-com:office:word" xmlns:w="http://schemas.openxmlformats.org/wordprocessingml/2006/main" xmlns:w14="http://schemas.microsoft.com/office/word/2010/wordml" xmlns:w15="http://schemas.microsoft.com/office/word/2012/wordml" xmlns:w16se="http://schemas.microsoft.com/office/word/2015/wordml/symex" xmlns:wpg="http://schemas.microsoft.com/office/word/2010/wordprocessingGroup" xmlns:wpi="http://schemas.microsoft.com/office/word/2010/wordprocessingInk" xmlns:wne="http://schemas.microsoft.com/office/word/2006/wordml" xmlns:wps="http://schemas.microsoft.com/office/word/2010/wordprocessingShape" mc:Ignorable="w14 w15 w16se wp14">
+  <w:abstractNum w:abstractNumId="0" w15:restartNumberingAfterBreak="0">
+    <w:nsid w:val="24980752"/>
+    <w:multiLevelType w:val="multilevel"/>
+    <w:tmpl w:val="1A2EAF82"/>
     <w:lvl w:ilvl="0">
       <w:start w:val="1"/>
       <w:numFmt w:val="none"/>
       <w:suff w:val="nothing"/>
       <w:lvlText w:val=""/>
-      <w:lvlJc w:val="start"/>
+      <w:lvlJc w:val="left"/>
       <w:pPr>
         <w:tabs>
           <w:tab w:val="num" w:pos="0"/>
         </w:tabs>
-        <w:ind w:start="0" w:hanging="0"/>
+        <w:ind w:left="0" w:firstLine="0"/>
       </w:pPr>
     </w:lvl>
     <w:lvl w:ilvl="1">
@@ -988,12 +1636,12 @@
       <w:numFmt w:val="none"/>
       <w:suff w:val="nothing"/>
       <w:lvlText w:val=""/>
-      <w:lvlJc w:val="start"/>
+      <w:lvlJc w:val="left"/>
       <w:pPr>
         <w:tabs>
           <w:tab w:val="num" w:pos="0"/>
         </w:tabs>
-        <w:ind w:start="0" w:hanging="0"/>
+        <w:ind w:left="0" w:firstLine="0"/>
       </w:pPr>
     </w:lvl>
     <w:lvl w:ilvl="2">
@@ -1001,12 +1649,12 @@
       <w:numFmt w:val="none"/>
       <w:suff w:val="nothing"/>
       <w:lvlText w:val=""/>
-      <w:lvlJc w:val="start"/>
+      <w:lvlJc w:val="left"/>
       <w:pPr>
         <w:tabs>
           <w:tab w:val="num" w:pos="0"/>
         </w:tabs>
-        <w:ind w:start="0" w:hanging="0"/>
+        <w:ind w:left="0" w:firstLine="0"/>
       </w:pPr>
     </w:lvl>
     <w:lvl w:ilvl="3">
@@ -1014,12 +1662,12 @@
       <w:numFmt w:val="none"/>
       <w:suff w:val="nothing"/>
       <w:lvlText w:val=""/>
-      <w:lvlJc w:val="start"/>
+      <w:lvlJc w:val="left"/>
       <w:pPr>
         <w:tabs>
           <w:tab w:val="num" w:pos="0"/>
         </w:tabs>
-        <w:ind w:start="0" w:hanging="0"/>
+        <w:ind w:left="0" w:firstLine="0"/>
       </w:pPr>
     </w:lvl>
     <w:lvl w:ilvl="4">
@@ -1027,12 +1675,12 @@
       <w:numFmt w:val="none"/>
       <w:suff w:val="nothing"/>
       <w:lvlText w:val=""/>
-      <w:lvlJc w:val="start"/>
+      <w:lvlJc w:val="left"/>
       <w:pPr>
         <w:tabs>
           <w:tab w:val="num" w:pos="0"/>
         </w:tabs>
-        <w:ind w:start="0" w:hanging="0"/>
+        <w:ind w:left="0" w:firstLine="0"/>
       </w:pPr>
     </w:lvl>
     <w:lvl w:ilvl="5">
@@ -1040,12 +1688,12 @@
       <w:numFmt w:val="none"/>
       <w:suff w:val="nothing"/>
       <w:lvlText w:val=""/>
-      <w:lvlJc w:val="start"/>
+      <w:lvlJc w:val="left"/>
       <w:pPr>
         <w:tabs>
           <w:tab w:val="num" w:pos="0"/>
         </w:tabs>
-        <w:ind w:start="0" w:hanging="0"/>
+        <w:ind w:left="0" w:firstLine="0"/>
       </w:pPr>
     </w:lvl>
     <w:lvl w:ilvl="6">
@@ -1053,12 +1701,12 @@
       <w:numFmt w:val="none"/>
       <w:suff w:val="nothing"/>
       <w:lvlText w:val=""/>
-      <w:lvlJc w:val="start"/>
+      <w:lvlJc w:val="left"/>
       <w:pPr>
         <w:tabs>
           <w:tab w:val="num" w:pos="0"/>
         </w:tabs>
-        <w:ind w:start="0" w:hanging="0"/>
+        <w:ind w:left="0" w:firstLine="0"/>
       </w:pPr>
     </w:lvl>
     <w:lvl w:ilvl="7">
@@ -1066,12 +1714,12 @@
       <w:numFmt w:val="none"/>
       <w:suff w:val="nothing"/>
       <w:lvlText w:val=""/>
-      <w:lvlJc w:val="start"/>
+      <w:lvlJc w:val="left"/>
       <w:pPr>
         <w:tabs>
           <w:tab w:val="num" w:pos="0"/>
         </w:tabs>
-        <w:ind w:start="0" w:hanging="0"/>
+        <w:ind w:left="0" w:firstLine="0"/>
       </w:pPr>
     </w:lvl>
     <w:lvl w:ilvl="8">
@@ -1079,12 +1727,125 @@
       <w:numFmt w:val="none"/>
       <w:suff w:val="nothing"/>
       <w:lvlText w:val=""/>
-      <w:lvlJc w:val="start"/>
+      <w:lvlJc w:val="left"/>
       <w:pPr>
         <w:tabs>
           <w:tab w:val="num" w:pos="0"/>
         </w:tabs>
-        <w:ind w:start="0" w:hanging="0"/>
+        <w:ind w:left="0" w:firstLine="0"/>
+      </w:pPr>
+    </w:lvl>
+  </w:abstractNum>
+  <w:abstractNum w:abstractNumId="1" w15:restartNumberingAfterBreak="0">
+    <w:nsid w:val="54E762F4"/>
+    <w:multiLevelType w:val="multilevel"/>
+    <w:tmpl w:val="D9D674A4"/>
+    <w:lvl w:ilvl="0">
+      <w:start w:val="1"/>
+      <w:numFmt w:val="decimal"/>
+      <w:lvlText w:val="%1."/>
+      <w:lvlJc w:val="left"/>
+      <w:pPr>
+        <w:tabs>
+          <w:tab w:val="num" w:pos="0"/>
+        </w:tabs>
+        <w:ind w:left="720" w:hanging="360"/>
+      </w:pPr>
+    </w:lvl>
+    <w:lvl w:ilvl="1">
+      <w:start w:val="1"/>
+      <w:numFmt w:val="lowerLetter"/>
+      <w:lvlText w:val="%2."/>
+      <w:lvlJc w:val="left"/>
+      <w:pPr>
+        <w:tabs>
+          <w:tab w:val="num" w:pos="0"/>
+        </w:tabs>
+        <w:ind w:left="1440" w:hanging="360"/>
+      </w:pPr>
+    </w:lvl>
+    <w:lvl w:ilvl="2">
+      <w:start w:val="1"/>
+      <w:numFmt w:val="lowerRoman"/>
+      <w:lvlText w:val="%3."/>
+      <w:lvlJc w:val="right"/>
+      <w:pPr>
+        <w:tabs>
+          <w:tab w:val="num" w:pos="0"/>
+        </w:tabs>
+        <w:ind w:left="2160" w:hanging="180"/>
+      </w:pPr>
+    </w:lvl>
+    <w:lvl w:ilvl="3">
+      <w:start w:val="1"/>
+      <w:numFmt w:val="decimal"/>
+      <w:lvlText w:val="%4."/>
+      <w:lvlJc w:val="left"/>
+      <w:pPr>
+        <w:tabs>
+          <w:tab w:val="num" w:pos="0"/>
+        </w:tabs>
+        <w:ind w:left="2880" w:hanging="360"/>
+      </w:pPr>
+    </w:lvl>
+    <w:lvl w:ilvl="4">
+      <w:start w:val="1"/>
+      <w:numFmt w:val="lowerLetter"/>
+      <w:lvlText w:val="%5."/>
+      <w:lvlJc w:val="left"/>
+      <w:pPr>
+        <w:tabs>
+          <w:tab w:val="num" w:pos="0"/>
+        </w:tabs>
+        <w:ind w:left="3600" w:hanging="360"/>
+      </w:pPr>
+    </w:lvl>
+    <w:lvl w:ilvl="5">
+      <w:start w:val="1"/>
+      <w:numFmt w:val="lowerRoman"/>
+      <w:lvlText w:val="%6."/>
+      <w:lvlJc w:val="right"/>
+      <w:pPr>
+        <w:tabs>
+          <w:tab w:val="num" w:pos="0"/>
+        </w:tabs>
+        <w:ind w:left="4320" w:hanging="180"/>
+      </w:pPr>
+    </w:lvl>
+    <w:lvl w:ilvl="6">
+      <w:start w:val="1"/>
+      <w:numFmt w:val="decimal"/>
+      <w:lvlText w:val="%7."/>
+      <w:lvlJc w:val="left"/>
+      <w:pPr>
+        <w:tabs>
+          <w:tab w:val="num" w:pos="0"/>
+        </w:tabs>
+        <w:ind w:left="5040" w:hanging="360"/>
+      </w:pPr>
+    </w:lvl>
+    <w:lvl w:ilvl="7">
+      <w:start w:val="1"/>
+      <w:numFmt w:val="lowerLetter"/>
+      <w:lvlText w:val="%8."/>
+      <w:lvlJc w:val="left"/>
+      <w:pPr>
+        <w:tabs>
+          <w:tab w:val="num" w:pos="0"/>
+        </w:tabs>
+        <w:ind w:left="5760" w:hanging="360"/>
+      </w:pPr>
+    </w:lvl>
+    <w:lvl w:ilvl="8">
+      <w:start w:val="1"/>
+      <w:numFmt w:val="lowerRoman"/>
+      <w:lvlText w:val="%9."/>
+      <w:lvlJc w:val="right"/>
+      <w:pPr>
+        <w:tabs>
+          <w:tab w:val="num" w:pos="0"/>
+        </w:tabs>
+        <w:ind w:left="6480" w:hanging="180"/>
       </w:pPr>
     </w:lvl>
   </w:abstractNum>
@@ -1092,17 +1853,17 @@
     <w:abstractNumId w:val="1"/>
   </w:num>
   <w:num w:numId="2">
-    <w:abstractNumId w:val="2"/>
+    <w:abstractNumId w:val="0"/>
   </w:num>
 </w:numbering>
 </file>
 
 <file path=word/styles.xml><?xml version="1.0" encoding="utf-8"?>
-<w:styles xmlns:w="http://schemas.openxmlformats.org/wordprocessingml/2006/main" xmlns:w14="http://schemas.microsoft.com/office/word/2010/wordml" xmlns:mc="http://schemas.openxmlformats.org/markup-compatibility/2006" mc:Ignorable="w14">
+<w:styles xmlns:mc="http://schemas.openxmlformats.org/markup-compatibility/2006" xmlns:r="http://schemas.openxmlformats.org/officeDocument/2006/relationships" xmlns:w="http://schemas.openxmlformats.org/wordprocessingml/2006/main" xmlns:w14="http://schemas.microsoft.com/office/word/2010/wordml" xmlns:w15="http://schemas.microsoft.com/office/word/2012/wordml" xmlns:w16se="http://schemas.microsoft.com/office/word/2015/wordml/symex" mc:Ignorable="w14 w15 w16se">
   <w:docDefaults>
     <w:rPrDefault>
       <w:rPr>
-        <w:rFonts w:ascii="Aptos" w:hAnsi="Aptos" w:eastAsia="Aptos" w:cs="" w:asciiTheme="minorHAnsi" w:cstheme="minorBidi" w:eastAsiaTheme="minorHAnsi" w:hAnsiTheme="minorHAnsi"/>
+        <w:rFonts w:asciiTheme="minorHAnsi" w:eastAsiaTheme="minorHAnsi" w:hAnsiTheme="minorHAnsi" w:cstheme="minorBidi"/>
         <w:sz w:val="24"/>
         <w:szCs w:val="24"/>
         <w:lang w:val="es-ES" w:eastAsia="en-US" w:bidi="ar-SA"/>
@@ -1110,21 +1871,21 @@
     </w:rPrDefault>
     <w:pPrDefault>
       <w:pPr>
-        <w:suppressAutoHyphens w:val="true"/>
+        <w:suppressAutoHyphens/>
       </w:pPr>
     </w:pPrDefault>
   </w:docDefaults>
-  <w:latentStyles w:defLockedState="0" w:defUIPriority="99" w:defSemiHidden="0" w:defUnhideWhenUsed="0" w:defQFormat="0" w:count="376">
+  <w:latentStyles w:defLockedState="0" w:defUIPriority="99" w:defSemiHidden="0" w:defUnhideWhenUsed="0" w:defQFormat="0" w:count="371">
     <w:lsdException w:name="Normal" w:uiPriority="0" w:qFormat="1"/>
     <w:lsdException w:name="heading 1" w:uiPriority="9" w:qFormat="1"/>
-    <w:lsdException w:name="heading 2" w:uiPriority="9" w:semiHidden="1" w:unhideWhenUsed="1" w:qFormat="1"/>
-    <w:lsdException w:name="heading 3" w:uiPriority="9" w:semiHidden="1" w:unhideWhenUsed="1" w:qFormat="1"/>
-    <w:lsdException w:name="heading 4" w:uiPriority="9" w:semiHidden="1" w:unhideWhenUsed="1" w:qFormat="1"/>
-    <w:lsdException w:name="heading 5" w:uiPriority="9" w:semiHidden="1" w:unhideWhenUsed="1" w:qFormat="1"/>
-    <w:lsdException w:name="heading 6" w:uiPriority="9" w:semiHidden="1" w:unhideWhenUsed="1" w:qFormat="1"/>
-    <w:lsdException w:name="heading 7" w:uiPriority="9" w:semiHidden="1" w:unhideWhenUsed="1" w:qFormat="1"/>
-    <w:lsdException w:name="heading 8" w:uiPriority="9" w:semiHidden="1" w:unhideWhenUsed="1" w:qFormat="1"/>
-    <w:lsdException w:name="heading 9" w:uiPriority="9" w:semiHidden="1" w:unhideWhenUsed="1" w:qFormat="1"/>
+    <w:lsdException w:name="heading 2" w:semiHidden="1" w:uiPriority="9" w:unhideWhenUsed="1" w:qFormat="1"/>
+    <w:lsdException w:name="heading 3" w:semiHidden="1" w:uiPriority="9" w:unhideWhenUsed="1" w:qFormat="1"/>
+    <w:lsdException w:name="heading 4" w:semiHidden="1" w:uiPriority="9" w:unhideWhenUsed="1" w:qFormat="1"/>
+    <w:lsdException w:name="heading 5" w:semiHidden="1" w:uiPriority="9" w:unhideWhenUsed="1" w:qFormat="1"/>
+    <w:lsdException w:name="heading 6" w:semiHidden="1" w:uiPriority="9" w:unhideWhenUsed="1" w:qFormat="1"/>
+    <w:lsdException w:name="heading 7" w:semiHidden="1" w:uiPriority="9" w:unhideWhenUsed="1" w:qFormat="1"/>
+    <w:lsdException w:name="heading 8" w:semiHidden="1" w:uiPriority="9" w:unhideWhenUsed="1" w:qFormat="1"/>
+    <w:lsdException w:name="heading 9" w:semiHidden="1" w:uiPriority="9" w:unhideWhenUsed="1" w:qFormat="1"/>
     <w:lsdException w:name="index 1" w:semiHidden="1" w:unhideWhenUsed="1"/>
     <w:lsdException w:name="index 2" w:semiHidden="1" w:unhideWhenUsed="1"/>
     <w:lsdException w:name="index 3" w:semiHidden="1" w:unhideWhenUsed="1"/>
@@ -1134,22 +1895,22 @@
     <w:lsdException w:name="index 7" w:semiHidden="1" w:unhideWhenUsed="1"/>
     <w:lsdException w:name="index 8" w:semiHidden="1" w:unhideWhenUsed="1"/>
     <w:lsdException w:name="index 9" w:semiHidden="1" w:unhideWhenUsed="1"/>
-    <w:lsdException w:name="toc 1" w:uiPriority="39" w:semiHidden="1" w:unhideWhenUsed="1"/>
-    <w:lsdException w:name="toc 2" w:uiPriority="39" w:semiHidden="1" w:unhideWhenUsed="1"/>
-    <w:lsdException w:name="toc 3" w:uiPriority="39" w:semiHidden="1" w:unhideWhenUsed="1"/>
-    <w:lsdException w:name="toc 4" w:uiPriority="39" w:semiHidden="1" w:unhideWhenUsed="1"/>
-    <w:lsdException w:name="toc 5" w:uiPriority="39" w:semiHidden="1" w:unhideWhenUsed="1"/>
-    <w:lsdException w:name="toc 6" w:uiPriority="39" w:semiHidden="1" w:unhideWhenUsed="1"/>
-    <w:lsdException w:name="toc 7" w:uiPriority="39" w:semiHidden="1" w:unhideWhenUsed="1"/>
-    <w:lsdException w:name="toc 8" w:uiPriority="39" w:semiHidden="1" w:unhideWhenUsed="1"/>
-    <w:lsdException w:name="toc 9" w:uiPriority="39" w:semiHidden="1" w:unhideWhenUsed="1"/>
+    <w:lsdException w:name="toc 1" w:semiHidden="1" w:uiPriority="39" w:unhideWhenUsed="1"/>
+    <w:lsdException w:name="toc 2" w:semiHidden="1" w:uiPriority="39" w:unhideWhenUsed="1"/>
+    <w:lsdException w:name="toc 3" w:semiHidden="1" w:uiPriority="39" w:unhideWhenUsed="1"/>
+    <w:lsdException w:name="toc 4" w:semiHidden="1" w:uiPriority="39" w:unhideWhenUsed="1"/>
+    <w:lsdException w:name="toc 5" w:semiHidden="1" w:uiPriority="39" w:unhideWhenUsed="1"/>
+    <w:lsdException w:name="toc 6" w:semiHidden="1" w:uiPriority="39" w:unhideWhenUsed="1"/>
+    <w:lsdException w:name="toc 7" w:semiHidden="1" w:uiPriority="39" w:unhideWhenUsed="1"/>
+    <w:lsdException w:name="toc 8" w:semiHidden="1" w:uiPriority="39" w:unhideWhenUsed="1"/>
+    <w:lsdException w:name="toc 9" w:semiHidden="1" w:uiPriority="39" w:unhideWhenUsed="1"/>
     <w:lsdException w:name="Normal Indent" w:semiHidden="1" w:unhideWhenUsed="1"/>
     <w:lsdException w:name="footnote text" w:semiHidden="1" w:unhideWhenUsed="1"/>
     <w:lsdException w:name="annotation text" w:semiHidden="1" w:unhideWhenUsed="1"/>
     <w:lsdException w:name="header" w:semiHidden="1" w:unhideWhenUsed="1"/>
     <w:lsdException w:name="footer" w:semiHidden="1" w:unhideWhenUsed="1"/>
     <w:lsdException w:name="index heading" w:semiHidden="1" w:unhideWhenUsed="1"/>
-    <w:lsdException w:name="caption" w:uiPriority="35" w:semiHidden="1" w:unhideWhenUsed="1" w:qFormat="1"/>
+    <w:lsdException w:name="caption" w:semiHidden="1" w:uiPriority="35" w:unhideWhenUsed="1" w:qFormat="1"/>
     <w:lsdException w:name="table of figures" w:semiHidden="1" w:unhideWhenUsed="1"/>
     <w:lsdException w:name="envelope address" w:semiHidden="1" w:unhideWhenUsed="1"/>
     <w:lsdException w:name="envelope return" w:semiHidden="1" w:unhideWhenUsed="1"/>
@@ -1180,7 +1941,7 @@
     <w:lsdException w:name="Title" w:uiPriority="10" w:qFormat="1"/>
     <w:lsdException w:name="Closing" w:semiHidden="1" w:unhideWhenUsed="1"/>
     <w:lsdException w:name="Signature" w:semiHidden="1" w:unhideWhenUsed="1"/>
-    <w:lsdException w:name="Default Paragraph Font" w:uiPriority="1" w:semiHidden="1" w:unhideWhenUsed="1"/>
+    <w:lsdException w:name="Default Paragraph Font" w:semiHidden="1" w:uiPriority="1" w:unhideWhenUsed="1"/>
     <w:lsdException w:name="Body Text" w:semiHidden="1" w:unhideWhenUsed="1"/>
     <w:lsdException w:name="Body Text Indent" w:semiHidden="1" w:unhideWhenUsed="1"/>
     <w:lsdException w:name="List Continue" w:semiHidden="1" w:unhideWhenUsed="1"/>
@@ -1380,8 +2141,8 @@
     <w:lsdException w:name="Subtle Reference" w:uiPriority="31" w:qFormat="1"/>
     <w:lsdException w:name="Intense Reference" w:uiPriority="32" w:qFormat="1"/>
     <w:lsdException w:name="Book Title" w:uiPriority="33" w:qFormat="1"/>
-    <w:lsdException w:name="Bibliography" w:uiPriority="37" w:semiHidden="1" w:unhideWhenUsed="1"/>
-    <w:lsdException w:name="TOC Heading" w:uiPriority="39" w:semiHidden="1" w:unhideWhenUsed="1" w:qFormat="1"/>
+    <w:lsdException w:name="Bibliography" w:semiHidden="1" w:uiPriority="37" w:unhideWhenUsed="1"/>
+    <w:lsdException w:name="TOC Heading" w:semiHidden="1" w:uiPriority="39" w:unhideWhenUsed="1" w:qFormat="1"/>
     <w:lsdException w:name="Plain Table 1" w:uiPriority="41"/>
     <w:lsdException w:name="Plain Table 2" w:uiPriority="42"/>
     <w:lsdException w:name="Plain Table 3" w:uiPriority="43"/>
@@ -1486,69 +2247,71 @@
     <w:lsdException w:name="List Table 5 Dark Accent 6" w:uiPriority="50"/>
     <w:lsdException w:name="List Table 6 Colorful Accent 6" w:uiPriority="51"/>
     <w:lsdException w:name="List Table 7 Colorful Accent 6" w:uiPriority="52"/>
-    <w:lsdException w:name="Mention" w:semiHidden="1" w:unhideWhenUsed="1"/>
-    <w:lsdException w:name="Smart Hyperlink" w:semiHidden="1" w:unhideWhenUsed="1"/>
-    <w:lsdException w:name="Hashtag" w:semiHidden="1" w:unhideWhenUsed="1"/>
-    <w:lsdException w:name="Unresolved Mention" w:semiHidden="1" w:unhideWhenUsed="1"/>
-    <w:lsdException w:name="Smart Link" w:semiHidden="1" w:unhideWhenUsed="1"/>
   </w:latentStyles>
-  <w:style w:type="paragraph" w:styleId="Normal" w:default="1">
+  <w:style w:type="paragraph" w:default="1" w:styleId="Normal">
     <w:name w:val="Normal"/>
     <w:qFormat/>
     <w:pPr>
-      <w:widowControl/>
-      <w:bidi w:val="0"/>
-      <w:spacing w:lineRule="auto" w:line="278" w:before="0" w:after="160"/>
-      <w:jc w:val="start"/>
+      <w:spacing w:after="160" w:line="278" w:lineRule="auto"/>
     </w:pPr>
-    <w:rPr>
-      <w:rFonts w:ascii="Aptos" w:hAnsi="Aptos" w:eastAsia="Aptos" w:cs="" w:asciiTheme="minorHAnsi" w:cstheme="minorBidi" w:eastAsiaTheme="minorHAnsi" w:hAnsiTheme="minorHAnsi"/>
-      <w:color w:val="auto"/>
-      <w:kern w:val="0"/>
-      <w:sz w:val="24"/>
-      <w:szCs w:val="24"/>
-      <w:lang w:val="es-ES" w:eastAsia="en-US" w:bidi="ar-SA"/>
-    </w:rPr>
   </w:style>
-  <w:style w:type="character" w:styleId="DefaultParagraphFont" w:default="1">
+  <w:style w:type="character" w:default="1" w:styleId="Fuentedeprrafopredeter">
     <w:name w:val="Default Paragraph Font"/>
     <w:uiPriority w:val="1"/>
+    <w:semiHidden/>
     <w:unhideWhenUsed/>
-    <w:qFormat/>
-    <w:rPr/>
+  </w:style>
+  <w:style w:type="table" w:default="1" w:styleId="Tablanormal">
+    <w:name w:val="Normal Table"/>
+    <w:uiPriority w:val="99"/>
+    <w:semiHidden/>
+    <w:unhideWhenUsed/>
+    <w:tblPr>
+      <w:tblInd w:w="0" w:type="dxa"/>
+      <w:tblCellMar>
+        <w:top w:w="0" w:type="dxa"/>
+        <w:left w:w="108" w:type="dxa"/>
+        <w:bottom w:w="0" w:type="dxa"/>
+        <w:right w:w="108" w:type="dxa"/>
+      </w:tblCellMar>
+    </w:tblPr>
+  </w:style>
+  <w:style w:type="numbering" w:default="1" w:styleId="Sinlista">
+    <w:name w:val="No List"/>
+    <w:uiPriority w:val="99"/>
+    <w:semiHidden/>
+    <w:unhideWhenUsed/>
   </w:style>
   <w:style w:type="paragraph" w:styleId="Ttulo">
-    <w:name w:val="Título"/>
+    <w:name w:val="Title"/>
     <w:basedOn w:val="Normal"/>
-    <w:next w:val="BodyText"/>
+    <w:next w:val="Textoindependiente"/>
     <w:qFormat/>
     <w:pPr>
-      <w:keepNext w:val="true"/>
+      <w:keepNext/>
       <w:spacing w:before="240" w:after="120"/>
     </w:pPr>
     <w:rPr>
-      <w:rFonts w:ascii="Liberation Sans" w:hAnsi="Liberation Sans" w:eastAsia="Noto Sans CJK SC" w:cs="Noto Sans Devanagari"/>
+      <w:rFonts w:ascii="Liberation Sans" w:eastAsia="Noto Sans CJK SC" w:hAnsi="Liberation Sans" w:cs="Noto Sans Devanagari"/>
       <w:sz w:val="28"/>
       <w:szCs w:val="28"/>
     </w:rPr>
   </w:style>
-  <w:style w:type="paragraph" w:styleId="BodyText">
+  <w:style w:type="paragraph" w:styleId="Textoindependiente">
     <w:name w:val="Body Text"/>
     <w:basedOn w:val="Normal"/>
     <w:pPr>
-      <w:spacing w:lineRule="auto" w:line="276" w:before="0" w:after="140"/>
+      <w:spacing w:after="140" w:line="276" w:lineRule="auto"/>
     </w:pPr>
-    <w:rPr/>
   </w:style>
-  <w:style w:type="paragraph" w:styleId="List">
+  <w:style w:type="paragraph" w:styleId="Lista">
     <w:name w:val="List"/>
-    <w:basedOn w:val="BodyText"/>
-    <w:pPr/>
+    <w:basedOn w:val="Textoindependiente"/>
     <w:rPr>
       <w:rFonts w:cs="Noto Sans Devanagari"/>
     </w:rPr>
   </w:style>
-  <w:style w:type="paragraph" w:styleId="Caption">
+  <w:style w:type="paragraph" w:styleId="Descripcin">
     <w:name w:val="caption"/>
     <w:basedOn w:val="Normal"/>
     <w:qFormat/>
@@ -1560,11 +2323,9 @@
       <w:rFonts w:cs="Noto Sans Devanagari"/>
       <w:i/>
       <w:iCs/>
-      <w:sz w:val="24"/>
-      <w:szCs w:val="24"/>
     </w:rPr>
   </w:style>
-  <w:style w:type="paragraph" w:styleId="ndice">
+  <w:style w:type="paragraph" w:customStyle="1" w:styleId="ndice">
     <w:name w:val="Índice"/>
     <w:basedOn w:val="Normal"/>
     <w:qFormat/>
@@ -1575,92 +2336,76 @@
       <w:rFonts w:cs="Noto Sans Devanagari"/>
     </w:rPr>
   </w:style>
-  <w:style w:type="paragraph" w:styleId="ListParagraph">
+  <w:style w:type="paragraph" w:styleId="Prrafodelista">
     <w:name w:val="List Paragraph"/>
     <w:basedOn w:val="Normal"/>
     <w:uiPriority w:val="34"/>
     <w:qFormat/>
-    <w:rsid w:val="213312e3"/>
+    <w:rsid w:val="213312E3"/>
     <w:pPr>
-      <w:spacing w:before="0" w:after="160"/>
-      <w:ind w:start="720"/>
+      <w:ind w:left="720"/>
       <w:contextualSpacing/>
     </w:pPr>
-    <w:rPr/>
   </w:style>
-  <w:style w:type="numbering" w:styleId="Ningunalista" w:default="1">
+  <w:style w:type="numbering" w:customStyle="1" w:styleId="Ningunalista">
     <w:name w:val="Ninguna lista"/>
     <w:uiPriority w:val="99"/>
     <w:semiHidden/>
     <w:unhideWhenUsed/>
     <w:qFormat/>
   </w:style>
-  <w:style w:type="table" w:default="1" w:styleId="Tablanormal">
-    <w:name w:val="Normal Table"/>
-    <w:uiPriority w:val="99"/>
-    <w:semiHidden/>
-    <w:unhideWhenUsed/>
-    <w:tblPr>
-      <w:tblCellMar>
-        <w:top w:w="0" w:type="dxa"/>
-        <w:left w:w="108" w:type="dxa"/>
-        <w:bottom w:w="0" w:type="dxa"/>
-        <w:right w:w="108" w:type="dxa"/>
-      </w:tblCellMar>
-    </w:tblPr>
-  </w:style>
 </w:styles>
 </file>
 
 <file path=word/theme/theme1.xml><?xml version="1.0" encoding="utf-8"?>
-<a:theme xmlns:a="http://schemas.openxmlformats.org/drawingml/2006/main" xmlns:r="http://schemas.openxmlformats.org/officeDocument/2006/relationships" name="Office Theme">
+<a:theme xmlns:a="http://schemas.openxmlformats.org/drawingml/2006/main" name="Office Theme">
   <a:themeElements>
     <a:clrScheme name="Office">
       <a:dk1>
         <a:srgbClr val="000000"/>
       </a:dk1>
       <a:lt1>
-        <a:srgbClr val="ffffff"/>
+        <a:srgbClr val="FFFFFF"/>
       </a:lt1>
       <a:dk2>
-        <a:srgbClr val="0e2841"/>
+        <a:srgbClr val="0E2841"/>
       </a:dk2>
       <a:lt2>
-        <a:srgbClr val="e8e8e8"/>
+        <a:srgbClr val="E8E8E8"/>
       </a:lt2>
       <a:accent1>
         <a:srgbClr val="156082"/>
       </a:accent1>
       <a:accent2>
-        <a:srgbClr val="e97132"/>
+        <a:srgbClr val="E97132"/>
       </a:accent2>
       <a:accent3>
-        <a:srgbClr val="196b24"/>
+        <a:srgbClr val="196B24"/>
       </a:accent3>
       <a:accent4>
-        <a:srgbClr val="0f9ed5"/>
+        <a:srgbClr val="0F9ED5"/>
       </a:accent4>
       <a:accent5>
-        <a:srgbClr val="a02b93"/>
+        <a:srgbClr val="A02B93"/>
       </a:accent5>
       <a:accent6>
-        <a:srgbClr val="4ea72e"/>
+        <a:srgbClr val="4EA72E"/>
       </a:accent6>
       <a:hlink>
         <a:srgbClr val="467886"/>
       </a:hlink>
       <a:folHlink>
-        <a:srgbClr val="96607d"/>
+        <a:srgbClr val="96607D"/>
       </a:folHlink>
     </a:clrScheme>
     <a:fontScheme name="Office">
       <a:majorFont>
-        <a:latin typeface="Aptos Display" panose="02110004020202020204" pitchFamily="0" charset="1"/>
+        <a:latin typeface="Aptos Display" panose="02110004020202020204"/>
         <a:ea typeface=""/>
         <a:cs typeface=""/>
       </a:majorFont>
       <a:minorFont>
-        <a:latin typeface="Aptos" panose="02110004020202020204" pitchFamily="0" charset="1"/>
+        <a:latin typeface="Aptos" panose="02110004020202020204"/>
         <a:ea typeface=""/>
         <a:cs typeface=""/>
       </a:minorFont>
@@ -1692,7 +2437,7 @@
             </a:gs>
           </a:gsLst>
           <a:lin ang="5400000" scaled="0"/>
-          <a:tileRect l="0" t="0" r="0" b="0"/>
+          <a:tileRect/>
         </a:gradFill>
         <a:gradFill>
           <a:gsLst>
@@ -1716,7 +2461,7 @@
             </a:gs>
           </a:gsLst>
           <a:lin ang="5400000" scaled="0"/>
-          <a:tileRect l="0" t="0" r="0" b="0"/>
+          <a:tileRect/>
         </a:gradFill>
       </a:fillStyleLst>
       <a:lnStyleLst>
@@ -1776,10 +2521,12 @@
             </a:gs>
           </a:gsLst>
           <a:lin ang="5400000" scaled="0"/>
-          <a:tileRect l="0" t="0" r="0" b="0"/>
+          <a:tileRect/>
         </a:gradFill>
       </a:bgFillStyleLst>
     </a:fmtScheme>
   </a:themeElements>
+  <a:objectDefaults/>
+  <a:extraClrSchemeLst/>
 </a:theme>
 </file>